--- a/docs/cinema_SRS_v6.docx
+++ b/docs/cinema_SRS_v6.docx
@@ -103,12 +103,6 @@
         <w:gridCol w:w="4600"/>
       </w:tblGrid>
       <w:tr>
-        <w:tblPrEx>
-          <w:tblCellMar>
-            <w:top w:w="0" w:type="dxa"/>
-            <w:bottom w:w="0" w:type="dxa"/>
-          </w:tblCellMar>
-        </w:tblPrEx>
         <w:tc>
           <w:tcPr>
             <w:tcW w:w="2600" w:type="dxa"/>
@@ -183,12 +177,6 @@
         </w:tc>
       </w:tr>
       <w:tr>
-        <w:tblPrEx>
-          <w:tblCellMar>
-            <w:top w:w="0" w:type="dxa"/>
-            <w:bottom w:w="0" w:type="dxa"/>
-          </w:tblCellMar>
-        </w:tblPrEx>
         <w:tc>
           <w:tcPr>
             <w:tcW w:w="2600" w:type="dxa"/>
@@ -263,12 +251,6 @@
         </w:tc>
       </w:tr>
       <w:tr>
-        <w:tblPrEx>
-          <w:tblCellMar>
-            <w:top w:w="0" w:type="dxa"/>
-            <w:bottom w:w="0" w:type="dxa"/>
-          </w:tblCellMar>
-        </w:tblPrEx>
         <w:tc>
           <w:tcPr>
             <w:tcW w:w="2600" w:type="dxa"/>
@@ -343,12 +325,6 @@
         </w:tc>
       </w:tr>
       <w:tr>
-        <w:tblPrEx>
-          <w:tblCellMar>
-            <w:top w:w="0" w:type="dxa"/>
-            <w:bottom w:w="0" w:type="dxa"/>
-          </w:tblCellMar>
-        </w:tblPrEx>
         <w:tc>
           <w:tcPr>
             <w:tcW w:w="2600" w:type="dxa"/>
@@ -423,12 +399,6 @@
         </w:tc>
       </w:tr>
       <w:tr>
-        <w:tblPrEx>
-          <w:tblCellMar>
-            <w:top w:w="0" w:type="dxa"/>
-            <w:bottom w:w="0" w:type="dxa"/>
-          </w:tblCellMar>
-        </w:tblPrEx>
         <w:tc>
           <w:tcPr>
             <w:tcW w:w="2600" w:type="dxa"/>
@@ -503,12 +473,6 @@
         </w:tc>
       </w:tr>
       <w:tr>
-        <w:tblPrEx>
-          <w:tblCellMar>
-            <w:top w:w="0" w:type="dxa"/>
-            <w:bottom w:w="0" w:type="dxa"/>
-          </w:tblCellMar>
-        </w:tblPrEx>
         <w:tc>
           <w:tcPr>
             <w:tcW w:w="2600" w:type="dxa"/>
@@ -583,12 +547,6 @@
         </w:tc>
       </w:tr>
       <w:tr>
-        <w:tblPrEx>
-          <w:tblCellMar>
-            <w:top w:w="0" w:type="dxa"/>
-            <w:bottom w:w="0" w:type="dxa"/>
-          </w:tblCellMar>
-        </w:tblPrEx>
         <w:tc>
           <w:tcPr>
             <w:tcW w:w="2600" w:type="dxa"/>
@@ -848,12 +806,6 @@
         <w:gridCol w:w="6360"/>
       </w:tblGrid>
       <w:tr>
-        <w:tblPrEx>
-          <w:tblCellMar>
-            <w:top w:w="0" w:type="dxa"/>
-            <w:bottom w:w="0" w:type="dxa"/>
-          </w:tblCellMar>
-        </w:tblPrEx>
         <w:tc>
           <w:tcPr>
             <w:tcW w:w="3000" w:type="dxa"/>
@@ -932,12 +884,6 @@
         </w:tc>
       </w:tr>
       <w:tr>
-        <w:tblPrEx>
-          <w:tblCellMar>
-            <w:top w:w="0" w:type="dxa"/>
-            <w:bottom w:w="0" w:type="dxa"/>
-          </w:tblCellMar>
-        </w:tblPrEx>
         <w:tc>
           <w:tcPr>
             <w:tcW w:w="3000" w:type="dxa"/>
@@ -1008,12 +954,6 @@
         </w:tc>
       </w:tr>
       <w:tr>
-        <w:tblPrEx>
-          <w:tblCellMar>
-            <w:top w:w="0" w:type="dxa"/>
-            <w:bottom w:w="0" w:type="dxa"/>
-          </w:tblCellMar>
-        </w:tblPrEx>
         <w:tc>
           <w:tcPr>
             <w:tcW w:w="3000" w:type="dxa"/>
@@ -1084,12 +1024,6 @@
         </w:tc>
       </w:tr>
       <w:tr>
-        <w:tblPrEx>
-          <w:tblCellMar>
-            <w:top w:w="0" w:type="dxa"/>
-            <w:bottom w:w="0" w:type="dxa"/>
-          </w:tblCellMar>
-        </w:tblPrEx>
         <w:tc>
           <w:tcPr>
             <w:tcW w:w="3000" w:type="dxa"/>
@@ -1160,12 +1094,6 @@
         </w:tc>
       </w:tr>
       <w:tr>
-        <w:tblPrEx>
-          <w:tblCellMar>
-            <w:top w:w="0" w:type="dxa"/>
-            <w:bottom w:w="0" w:type="dxa"/>
-          </w:tblCellMar>
-        </w:tblPrEx>
         <w:tc>
           <w:tcPr>
             <w:tcW w:w="3000" w:type="dxa"/>
@@ -1505,12 +1433,6 @@
         <w:gridCol w:w="3960"/>
       </w:tblGrid>
       <w:tr>
-        <w:tblPrEx>
-          <w:tblCellMar>
-            <w:top w:w="0" w:type="dxa"/>
-            <w:bottom w:w="0" w:type="dxa"/>
-          </w:tblCellMar>
-        </w:tblPrEx>
         <w:tc>
           <w:tcPr>
             <w:tcW w:w="2200" w:type="dxa"/>
@@ -1627,12 +1549,6 @@
         </w:tc>
       </w:tr>
       <w:tr>
-        <w:tblPrEx>
-          <w:tblCellMar>
-            <w:top w:w="0" w:type="dxa"/>
-            <w:bottom w:w="0" w:type="dxa"/>
-          </w:tblCellMar>
-        </w:tblPrEx>
         <w:tc>
           <w:tcPr>
             <w:tcW w:w="2200" w:type="dxa"/>
@@ -1737,12 +1653,6 @@
         </w:tc>
       </w:tr>
       <w:tr>
-        <w:tblPrEx>
-          <w:tblCellMar>
-            <w:top w:w="0" w:type="dxa"/>
-            <w:bottom w:w="0" w:type="dxa"/>
-          </w:tblCellMar>
-        </w:tblPrEx>
         <w:tc>
           <w:tcPr>
             <w:tcW w:w="2200" w:type="dxa"/>
@@ -1847,12 +1757,6 @@
         </w:tc>
       </w:tr>
       <w:tr>
-        <w:tblPrEx>
-          <w:tblCellMar>
-            <w:top w:w="0" w:type="dxa"/>
-            <w:bottom w:w="0" w:type="dxa"/>
-          </w:tblCellMar>
-        </w:tblPrEx>
         <w:tc>
           <w:tcPr>
             <w:tcW w:w="2200" w:type="dxa"/>
@@ -2041,12 +1945,6 @@
         <w:gridCol w:w="5560"/>
       </w:tblGrid>
       <w:tr>
-        <w:tblPrEx>
-          <w:tblCellMar>
-            <w:top w:w="0" w:type="dxa"/>
-            <w:bottom w:w="0" w:type="dxa"/>
-          </w:tblCellMar>
-        </w:tblPrEx>
         <w:tc>
           <w:tcPr>
             <w:tcW w:w="1400" w:type="dxa"/>
@@ -2163,12 +2061,6 @@
         </w:tc>
       </w:tr>
       <w:tr>
-        <w:tblPrEx>
-          <w:tblCellMar>
-            <w:top w:w="0" w:type="dxa"/>
-            <w:bottom w:w="0" w:type="dxa"/>
-          </w:tblCellMar>
-        </w:tblPrEx>
         <w:tc>
           <w:tcPr>
             <w:tcW w:w="1400" w:type="dxa"/>
@@ -2277,12 +2169,6 @@
         </w:tc>
       </w:tr>
       <w:tr>
-        <w:tblPrEx>
-          <w:tblCellMar>
-            <w:top w:w="0" w:type="dxa"/>
-            <w:bottom w:w="0" w:type="dxa"/>
-          </w:tblCellMar>
-        </w:tblPrEx>
         <w:tc>
           <w:tcPr>
             <w:tcW w:w="1400" w:type="dxa"/>
@@ -2391,12 +2277,6 @@
         </w:tc>
       </w:tr>
       <w:tr>
-        <w:tblPrEx>
-          <w:tblCellMar>
-            <w:top w:w="0" w:type="dxa"/>
-            <w:bottom w:w="0" w:type="dxa"/>
-          </w:tblCellMar>
-        </w:tblPrEx>
         <w:tc>
           <w:tcPr>
             <w:tcW w:w="1400" w:type="dxa"/>
@@ -2505,12 +2385,6 @@
         </w:tc>
       </w:tr>
       <w:tr>
-        <w:tblPrEx>
-          <w:tblCellMar>
-            <w:top w:w="0" w:type="dxa"/>
-            <w:bottom w:w="0" w:type="dxa"/>
-          </w:tblCellMar>
-        </w:tblPrEx>
         <w:tc>
           <w:tcPr>
             <w:tcW w:w="1400" w:type="dxa"/>
@@ -2619,12 +2493,6 @@
         </w:tc>
       </w:tr>
       <w:tr>
-        <w:tblPrEx>
-          <w:tblCellMar>
-            <w:top w:w="0" w:type="dxa"/>
-            <w:bottom w:w="0" w:type="dxa"/>
-          </w:tblCellMar>
-        </w:tblPrEx>
         <w:tc>
           <w:tcPr>
             <w:tcW w:w="1400" w:type="dxa"/>
@@ -2782,12 +2650,6 @@
         <w:gridCol w:w="7160"/>
       </w:tblGrid>
       <w:tr>
-        <w:tblPrEx>
-          <w:tblCellMar>
-            <w:top w:w="0" w:type="dxa"/>
-            <w:bottom w:w="0" w:type="dxa"/>
-          </w:tblCellMar>
-        </w:tblPrEx>
         <w:tc>
           <w:tcPr>
             <w:tcW w:w="2200" w:type="dxa"/>
@@ -2866,12 +2728,6 @@
         </w:tc>
       </w:tr>
       <w:tr>
-        <w:tblPrEx>
-          <w:tblCellMar>
-            <w:top w:w="0" w:type="dxa"/>
-            <w:bottom w:w="0" w:type="dxa"/>
-          </w:tblCellMar>
-        </w:tblPrEx>
         <w:tc>
           <w:tcPr>
             <w:tcW w:w="2200" w:type="dxa"/>
@@ -2942,12 +2798,6 @@
         </w:tc>
       </w:tr>
       <w:tr>
-        <w:tblPrEx>
-          <w:tblCellMar>
-            <w:top w:w="0" w:type="dxa"/>
-            <w:bottom w:w="0" w:type="dxa"/>
-          </w:tblCellMar>
-        </w:tblPrEx>
         <w:tc>
           <w:tcPr>
             <w:tcW w:w="2200" w:type="dxa"/>
@@ -3018,12 +2868,6 @@
         </w:tc>
       </w:tr>
       <w:tr>
-        <w:tblPrEx>
-          <w:tblCellMar>
-            <w:top w:w="0" w:type="dxa"/>
-            <w:bottom w:w="0" w:type="dxa"/>
-          </w:tblCellMar>
-        </w:tblPrEx>
         <w:tc>
           <w:tcPr>
             <w:tcW w:w="2200" w:type="dxa"/>
@@ -3094,12 +2938,6 @@
         </w:tc>
       </w:tr>
       <w:tr>
-        <w:tblPrEx>
-          <w:tblCellMar>
-            <w:top w:w="0" w:type="dxa"/>
-            <w:bottom w:w="0" w:type="dxa"/>
-          </w:tblCellMar>
-        </w:tblPrEx>
         <w:tc>
           <w:tcPr>
             <w:tcW w:w="2200" w:type="dxa"/>
@@ -3170,12 +3008,6 @@
         </w:tc>
       </w:tr>
       <w:tr>
-        <w:tblPrEx>
-          <w:tblCellMar>
-            <w:top w:w="0" w:type="dxa"/>
-            <w:bottom w:w="0" w:type="dxa"/>
-          </w:tblCellMar>
-        </w:tblPrEx>
         <w:tc>
           <w:tcPr>
             <w:tcW w:w="2200" w:type="dxa"/>
@@ -3246,12 +3078,6 @@
         </w:tc>
       </w:tr>
       <w:tr>
-        <w:tblPrEx>
-          <w:tblCellMar>
-            <w:top w:w="0" w:type="dxa"/>
-            <w:bottom w:w="0" w:type="dxa"/>
-          </w:tblCellMar>
-        </w:tblPrEx>
         <w:tc>
           <w:tcPr>
             <w:tcW w:w="2200" w:type="dxa"/>
@@ -3322,12 +3148,6 @@
         </w:tc>
       </w:tr>
       <w:tr>
-        <w:tblPrEx>
-          <w:tblCellMar>
-            <w:top w:w="0" w:type="dxa"/>
-            <w:bottom w:w="0" w:type="dxa"/>
-          </w:tblCellMar>
-        </w:tblPrEx>
         <w:tc>
           <w:tcPr>
             <w:tcW w:w="2200" w:type="dxa"/>
@@ -3398,12 +3218,6 @@
         </w:tc>
       </w:tr>
       <w:tr>
-        <w:tblPrEx>
-          <w:tblCellMar>
-            <w:top w:w="0" w:type="dxa"/>
-            <w:bottom w:w="0" w:type="dxa"/>
-          </w:tblCellMar>
-        </w:tblPrEx>
         <w:tc>
           <w:tcPr>
             <w:tcW w:w="2200" w:type="dxa"/>
@@ -3474,12 +3288,6 @@
         </w:tc>
       </w:tr>
       <w:tr>
-        <w:tblPrEx>
-          <w:tblCellMar>
-            <w:top w:w="0" w:type="dxa"/>
-            <w:bottom w:w="0" w:type="dxa"/>
-          </w:tblCellMar>
-        </w:tblPrEx>
         <w:tc>
           <w:tcPr>
             <w:tcW w:w="2200" w:type="dxa"/>
@@ -3550,12 +3358,6 @@
         </w:tc>
       </w:tr>
       <w:tr>
-        <w:tblPrEx>
-          <w:tblCellMar>
-            <w:top w:w="0" w:type="dxa"/>
-            <w:bottom w:w="0" w:type="dxa"/>
-          </w:tblCellMar>
-        </w:tblPrEx>
         <w:tc>
           <w:tcPr>
             <w:tcW w:w="2200" w:type="dxa"/>
@@ -3626,12 +3428,6 @@
         </w:tc>
       </w:tr>
       <w:tr>
-        <w:tblPrEx>
-          <w:tblCellMar>
-            <w:top w:w="0" w:type="dxa"/>
-            <w:bottom w:w="0" w:type="dxa"/>
-          </w:tblCellMar>
-        </w:tblPrEx>
         <w:tc>
           <w:tcPr>
             <w:tcW w:w="2200" w:type="dxa"/>
@@ -3702,12 +3498,6 @@
         </w:tc>
       </w:tr>
       <w:tr>
-        <w:tblPrEx>
-          <w:tblCellMar>
-            <w:top w:w="0" w:type="dxa"/>
-            <w:bottom w:w="0" w:type="dxa"/>
-          </w:tblCellMar>
-        </w:tblPrEx>
         <w:tc>
           <w:tcPr>
             <w:tcW w:w="2200" w:type="dxa"/>
@@ -3778,12 +3568,6 @@
         </w:tc>
       </w:tr>
       <w:tr>
-        <w:tblPrEx>
-          <w:tblCellMar>
-            <w:top w:w="0" w:type="dxa"/>
-            <w:bottom w:w="0" w:type="dxa"/>
-          </w:tblCellMar>
-        </w:tblPrEx>
         <w:tc>
           <w:tcPr>
             <w:tcW w:w="2200" w:type="dxa"/>
@@ -3854,12 +3638,6 @@
         </w:tc>
       </w:tr>
       <w:tr>
-        <w:tblPrEx>
-          <w:tblCellMar>
-            <w:top w:w="0" w:type="dxa"/>
-            <w:bottom w:w="0" w:type="dxa"/>
-          </w:tblCellMar>
-        </w:tblPrEx>
         <w:tc>
           <w:tcPr>
             <w:tcW w:w="2200" w:type="dxa"/>
@@ -4043,12 +3821,6 @@
         <w:gridCol w:w="2360"/>
       </w:tblGrid>
       <w:tr>
-        <w:tblPrEx>
-          <w:tblCellMar>
-            <w:top w:w="0" w:type="dxa"/>
-            <w:bottom w:w="0" w:type="dxa"/>
-          </w:tblCellMar>
-        </w:tblPrEx>
         <w:tc>
           <w:tcPr>
             <w:tcW w:w="3000" w:type="dxa"/>
@@ -4203,12 +3975,6 @@
         </w:tc>
       </w:tr>
       <w:tr>
-        <w:tblPrEx>
-          <w:tblCellMar>
-            <w:top w:w="0" w:type="dxa"/>
-            <w:bottom w:w="0" w:type="dxa"/>
-          </w:tblCellMar>
-        </w:tblPrEx>
         <w:tc>
           <w:tcPr>
             <w:tcW w:w="3000" w:type="dxa"/>
@@ -4351,12 +4117,6 @@
         </w:tc>
       </w:tr>
       <w:tr>
-        <w:tblPrEx>
-          <w:tblCellMar>
-            <w:top w:w="0" w:type="dxa"/>
-            <w:bottom w:w="0" w:type="dxa"/>
-          </w:tblCellMar>
-        </w:tblPrEx>
         <w:tc>
           <w:tcPr>
             <w:tcW w:w="3000" w:type="dxa"/>
@@ -4499,12 +4259,6 @@
         </w:tc>
       </w:tr>
       <w:tr>
-        <w:tblPrEx>
-          <w:tblCellMar>
-            <w:top w:w="0" w:type="dxa"/>
-            <w:bottom w:w="0" w:type="dxa"/>
-          </w:tblCellMar>
-        </w:tblPrEx>
         <w:tc>
           <w:tcPr>
             <w:tcW w:w="3000" w:type="dxa"/>
@@ -4645,12 +4399,6 @@
         </w:tc>
       </w:tr>
       <w:tr>
-        <w:tblPrEx>
-          <w:tblCellMar>
-            <w:top w:w="0" w:type="dxa"/>
-            <w:bottom w:w="0" w:type="dxa"/>
-          </w:tblCellMar>
-        </w:tblPrEx>
         <w:tc>
           <w:tcPr>
             <w:tcW w:w="3000" w:type="dxa"/>
@@ -4791,12 +4539,6 @@
         </w:tc>
       </w:tr>
       <w:tr>
-        <w:tblPrEx>
-          <w:tblCellMar>
-            <w:top w:w="0" w:type="dxa"/>
-            <w:bottom w:w="0" w:type="dxa"/>
-          </w:tblCellMar>
-        </w:tblPrEx>
         <w:tc>
           <w:tcPr>
             <w:tcW w:w="3000" w:type="dxa"/>
@@ -4937,12 +4679,6 @@
         </w:tc>
       </w:tr>
       <w:tr>
-        <w:tblPrEx>
-          <w:tblCellMar>
-            <w:top w:w="0" w:type="dxa"/>
-            <w:bottom w:w="0" w:type="dxa"/>
-          </w:tblCellMar>
-        </w:tblPrEx>
         <w:tc>
           <w:tcPr>
             <w:tcW w:w="3000" w:type="dxa"/>
@@ -5083,12 +4819,6 @@
         </w:tc>
       </w:tr>
       <w:tr>
-        <w:tblPrEx>
-          <w:tblCellMar>
-            <w:top w:w="0" w:type="dxa"/>
-            <w:bottom w:w="0" w:type="dxa"/>
-          </w:tblCellMar>
-        </w:tblPrEx>
         <w:tc>
           <w:tcPr>
             <w:tcW w:w="3000" w:type="dxa"/>
@@ -5229,12 +4959,6 @@
         </w:tc>
       </w:tr>
       <w:tr>
-        <w:tblPrEx>
-          <w:tblCellMar>
-            <w:top w:w="0" w:type="dxa"/>
-            <w:bottom w:w="0" w:type="dxa"/>
-          </w:tblCellMar>
-        </w:tblPrEx>
         <w:tc>
           <w:tcPr>
             <w:tcW w:w="3000" w:type="dxa"/>
@@ -5375,12 +5099,6 @@
         </w:tc>
       </w:tr>
       <w:tr>
-        <w:tblPrEx>
-          <w:tblCellMar>
-            <w:top w:w="0" w:type="dxa"/>
-            <w:bottom w:w="0" w:type="dxa"/>
-          </w:tblCellMar>
-        </w:tblPrEx>
         <w:tc>
           <w:tcPr>
             <w:tcW w:w="3000" w:type="dxa"/>
@@ -5521,12 +5239,6 @@
         </w:tc>
       </w:tr>
       <w:tr>
-        <w:tblPrEx>
-          <w:tblCellMar>
-            <w:top w:w="0" w:type="dxa"/>
-            <w:bottom w:w="0" w:type="dxa"/>
-          </w:tblCellMar>
-        </w:tblPrEx>
         <w:tc>
           <w:tcPr>
             <w:tcW w:w="3000" w:type="dxa"/>
@@ -5667,12 +5379,6 @@
         </w:tc>
       </w:tr>
       <w:tr>
-        <w:tblPrEx>
-          <w:tblCellMar>
-            <w:top w:w="0" w:type="dxa"/>
-            <w:bottom w:w="0" w:type="dxa"/>
-          </w:tblCellMar>
-        </w:tblPrEx>
         <w:tc>
           <w:tcPr>
             <w:tcW w:w="3000" w:type="dxa"/>
@@ -5813,12 +5519,6 @@
         </w:tc>
       </w:tr>
       <w:tr>
-        <w:tblPrEx>
-          <w:tblCellMar>
-            <w:top w:w="0" w:type="dxa"/>
-            <w:bottom w:w="0" w:type="dxa"/>
-          </w:tblCellMar>
-        </w:tblPrEx>
         <w:tc>
           <w:tcPr>
             <w:tcW w:w="3000" w:type="dxa"/>
@@ -5959,12 +5659,6 @@
         </w:tc>
       </w:tr>
       <w:tr>
-        <w:tblPrEx>
-          <w:tblCellMar>
-            <w:top w:w="0" w:type="dxa"/>
-            <w:bottom w:w="0" w:type="dxa"/>
-          </w:tblCellMar>
-        </w:tblPrEx>
         <w:tc>
           <w:tcPr>
             <w:tcW w:w="3000" w:type="dxa"/>
@@ -6105,12 +5799,6 @@
         </w:tc>
       </w:tr>
       <w:tr>
-        <w:tblPrEx>
-          <w:tblCellMar>
-            <w:top w:w="0" w:type="dxa"/>
-            <w:bottom w:w="0" w:type="dxa"/>
-          </w:tblCellMar>
-        </w:tblPrEx>
         <w:tc>
           <w:tcPr>
             <w:tcW w:w="3000" w:type="dxa"/>
@@ -6251,12 +5939,6 @@
         </w:tc>
       </w:tr>
       <w:tr>
-        <w:tblPrEx>
-          <w:tblCellMar>
-            <w:top w:w="0" w:type="dxa"/>
-            <w:bottom w:w="0" w:type="dxa"/>
-          </w:tblCellMar>
-        </w:tblPrEx>
         <w:tc>
           <w:tcPr>
             <w:tcW w:w="3000" w:type="dxa"/>
@@ -6399,12 +6081,6 @@
         </w:tc>
       </w:tr>
       <w:tr>
-        <w:tblPrEx>
-          <w:tblCellMar>
-            <w:top w:w="0" w:type="dxa"/>
-            <w:bottom w:w="0" w:type="dxa"/>
-          </w:tblCellMar>
-        </w:tblPrEx>
         <w:tc>
           <w:tcPr>
             <w:tcW w:w="3000" w:type="dxa"/>
@@ -6545,12 +6221,6 @@
         </w:tc>
       </w:tr>
       <w:tr>
-        <w:tblPrEx>
-          <w:tblCellMar>
-            <w:top w:w="0" w:type="dxa"/>
-            <w:bottom w:w="0" w:type="dxa"/>
-          </w:tblCellMar>
-        </w:tblPrEx>
         <w:tc>
           <w:tcPr>
             <w:tcW w:w="3000" w:type="dxa"/>
@@ -6899,12 +6569,6 @@
         <w:gridCol w:w="4553"/>
       </w:tblGrid>
       <w:tr>
-        <w:tblPrEx>
-          <w:tblCellMar>
-            <w:top w:w="0" w:type="dxa"/>
-            <w:bottom w:w="0" w:type="dxa"/>
-          </w:tblCellMar>
-        </w:tblPrEx>
         <w:tc>
           <w:tcPr>
             <w:tcW w:w="1800" w:type="dxa"/>
@@ -7021,12 +6685,6 @@
         </w:tc>
       </w:tr>
       <w:tr>
-        <w:tblPrEx>
-          <w:tblCellMar>
-            <w:top w:w="0" w:type="dxa"/>
-            <w:bottom w:w="0" w:type="dxa"/>
-          </w:tblCellMar>
-        </w:tblPrEx>
         <w:tc>
           <w:tcPr>
             <w:tcW w:w="1800" w:type="dxa"/>
@@ -7134,12 +6792,6 @@
         </w:tc>
       </w:tr>
       <w:tr>
-        <w:tblPrEx>
-          <w:tblCellMar>
-            <w:top w:w="0" w:type="dxa"/>
-            <w:bottom w:w="0" w:type="dxa"/>
-          </w:tblCellMar>
-        </w:tblPrEx>
         <w:tc>
           <w:tcPr>
             <w:tcW w:w="1800" w:type="dxa"/>
@@ -7247,12 +6899,6 @@
         </w:tc>
       </w:tr>
       <w:tr>
-        <w:tblPrEx>
-          <w:tblCellMar>
-            <w:top w:w="0" w:type="dxa"/>
-            <w:bottom w:w="0" w:type="dxa"/>
-          </w:tblCellMar>
-        </w:tblPrEx>
         <w:tc>
           <w:tcPr>
             <w:tcW w:w="1800" w:type="dxa"/>
@@ -7360,12 +7006,6 @@
         </w:tc>
       </w:tr>
       <w:tr>
-        <w:tblPrEx>
-          <w:tblCellMar>
-            <w:top w:w="0" w:type="dxa"/>
-            <w:bottom w:w="0" w:type="dxa"/>
-          </w:tblCellMar>
-        </w:tblPrEx>
         <w:tc>
           <w:tcPr>
             <w:tcW w:w="1800" w:type="dxa"/>
@@ -7473,12 +7113,6 @@
         </w:tc>
       </w:tr>
       <w:tr>
-        <w:tblPrEx>
-          <w:tblCellMar>
-            <w:top w:w="0" w:type="dxa"/>
-            <w:bottom w:w="0" w:type="dxa"/>
-          </w:tblCellMar>
-        </w:tblPrEx>
         <w:tc>
           <w:tcPr>
             <w:tcW w:w="1800" w:type="dxa"/>
@@ -7586,12 +7220,6 @@
         </w:tc>
       </w:tr>
       <w:tr>
-        <w:tblPrEx>
-          <w:tblCellMar>
-            <w:top w:w="0" w:type="dxa"/>
-            <w:bottom w:w="0" w:type="dxa"/>
-          </w:tblCellMar>
-        </w:tblPrEx>
         <w:tc>
           <w:tcPr>
             <w:tcW w:w="1800" w:type="dxa"/>
@@ -7699,12 +7327,6 @@
         </w:tc>
       </w:tr>
       <w:tr>
-        <w:tblPrEx>
-          <w:tblCellMar>
-            <w:top w:w="0" w:type="dxa"/>
-            <w:bottom w:w="0" w:type="dxa"/>
-          </w:tblCellMar>
-        </w:tblPrEx>
         <w:tc>
           <w:tcPr>
             <w:tcW w:w="1800" w:type="dxa"/>
@@ -7812,12 +7434,6 @@
         </w:tc>
       </w:tr>
       <w:tr>
-        <w:tblPrEx>
-          <w:tblCellMar>
-            <w:top w:w="0" w:type="dxa"/>
-            <w:bottom w:w="0" w:type="dxa"/>
-          </w:tblCellMar>
-        </w:tblPrEx>
         <w:tc>
           <w:tcPr>
             <w:tcW w:w="1800" w:type="dxa"/>
@@ -8037,12 +7653,6 @@
         <w:gridCol w:w="4756"/>
       </w:tblGrid>
       <w:tr>
-        <w:tblPrEx>
-          <w:tblCellMar>
-            <w:top w:w="0" w:type="dxa"/>
-            <w:bottom w:w="0" w:type="dxa"/>
-          </w:tblCellMar>
-        </w:tblPrEx>
         <w:tc>
           <w:tcPr>
             <w:tcW w:w="2000" w:type="dxa"/>
@@ -8159,12 +7769,6 @@
         </w:tc>
       </w:tr>
       <w:tr>
-        <w:tblPrEx>
-          <w:tblCellMar>
-            <w:top w:w="0" w:type="dxa"/>
-            <w:bottom w:w="0" w:type="dxa"/>
-          </w:tblCellMar>
-        </w:tblPrEx>
         <w:tc>
           <w:tcPr>
             <w:tcW w:w="2000" w:type="dxa"/>
@@ -8272,12 +7876,6 @@
         </w:tc>
       </w:tr>
       <w:tr>
-        <w:tblPrEx>
-          <w:tblCellMar>
-            <w:top w:w="0" w:type="dxa"/>
-            <w:bottom w:w="0" w:type="dxa"/>
-          </w:tblCellMar>
-        </w:tblPrEx>
         <w:tc>
           <w:tcPr>
             <w:tcW w:w="2000" w:type="dxa"/>
@@ -8385,12 +7983,6 @@
         </w:tc>
       </w:tr>
       <w:tr>
-        <w:tblPrEx>
-          <w:tblCellMar>
-            <w:top w:w="0" w:type="dxa"/>
-            <w:bottom w:w="0" w:type="dxa"/>
-          </w:tblCellMar>
-        </w:tblPrEx>
         <w:tc>
           <w:tcPr>
             <w:tcW w:w="2000" w:type="dxa"/>
@@ -8498,12 +8090,6 @@
         </w:tc>
       </w:tr>
       <w:tr>
-        <w:tblPrEx>
-          <w:tblCellMar>
-            <w:top w:w="0" w:type="dxa"/>
-            <w:bottom w:w="0" w:type="dxa"/>
-          </w:tblCellMar>
-        </w:tblPrEx>
         <w:tc>
           <w:tcPr>
             <w:tcW w:w="2000" w:type="dxa"/>
@@ -8611,12 +8197,6 @@
         </w:tc>
       </w:tr>
       <w:tr>
-        <w:tblPrEx>
-          <w:tblCellMar>
-            <w:top w:w="0" w:type="dxa"/>
-            <w:bottom w:w="0" w:type="dxa"/>
-          </w:tblCellMar>
-        </w:tblPrEx>
         <w:tc>
           <w:tcPr>
             <w:tcW w:w="2000" w:type="dxa"/>
@@ -8724,12 +8304,6 @@
         </w:tc>
       </w:tr>
       <w:tr>
-        <w:tblPrEx>
-          <w:tblCellMar>
-            <w:top w:w="0" w:type="dxa"/>
-            <w:bottom w:w="0" w:type="dxa"/>
-          </w:tblCellMar>
-        </w:tblPrEx>
         <w:tc>
           <w:tcPr>
             <w:tcW w:w="2000" w:type="dxa"/>
@@ -8887,12 +8461,6 @@
         <w:gridCol w:w="5445"/>
       </w:tblGrid>
       <w:tr>
-        <w:tblPrEx>
-          <w:tblCellMar>
-            <w:top w:w="0" w:type="dxa"/>
-            <w:bottom w:w="0" w:type="dxa"/>
-          </w:tblCellMar>
-        </w:tblPrEx>
         <w:tc>
           <w:tcPr>
             <w:tcW w:w="1700" w:type="dxa"/>
@@ -9009,12 +8577,6 @@
         </w:tc>
       </w:tr>
       <w:tr>
-        <w:tblPrEx>
-          <w:tblCellMar>
-            <w:top w:w="0" w:type="dxa"/>
-            <w:bottom w:w="0" w:type="dxa"/>
-          </w:tblCellMar>
-        </w:tblPrEx>
         <w:tc>
           <w:tcPr>
             <w:tcW w:w="1700" w:type="dxa"/>
@@ -9122,12 +8684,6 @@
         </w:tc>
       </w:tr>
       <w:tr>
-        <w:tblPrEx>
-          <w:tblCellMar>
-            <w:top w:w="0" w:type="dxa"/>
-            <w:bottom w:w="0" w:type="dxa"/>
-          </w:tblCellMar>
-        </w:tblPrEx>
         <w:tc>
           <w:tcPr>
             <w:tcW w:w="1700" w:type="dxa"/>
@@ -9235,12 +8791,6 @@
         </w:tc>
       </w:tr>
       <w:tr>
-        <w:tblPrEx>
-          <w:tblCellMar>
-            <w:top w:w="0" w:type="dxa"/>
-            <w:bottom w:w="0" w:type="dxa"/>
-          </w:tblCellMar>
-        </w:tblPrEx>
         <w:tc>
           <w:tcPr>
             <w:tcW w:w="1700" w:type="dxa"/>
@@ -9348,12 +8898,6 @@
         </w:tc>
       </w:tr>
       <w:tr>
-        <w:tblPrEx>
-          <w:tblCellMar>
-            <w:top w:w="0" w:type="dxa"/>
-            <w:bottom w:w="0" w:type="dxa"/>
-          </w:tblCellMar>
-        </w:tblPrEx>
         <w:tc>
           <w:tcPr>
             <w:tcW w:w="1700" w:type="dxa"/>
@@ -9511,12 +9055,6 @@
         <w:gridCol w:w="5092"/>
       </w:tblGrid>
       <w:tr>
-        <w:tblPrEx>
-          <w:tblCellMar>
-            <w:top w:w="0" w:type="dxa"/>
-            <w:bottom w:w="0" w:type="dxa"/>
-          </w:tblCellMar>
-        </w:tblPrEx>
         <w:tc>
           <w:tcPr>
             <w:tcW w:w="1700" w:type="dxa"/>
@@ -9633,12 +9171,6 @@
         </w:tc>
       </w:tr>
       <w:tr>
-        <w:tblPrEx>
-          <w:tblCellMar>
-            <w:top w:w="0" w:type="dxa"/>
-            <w:bottom w:w="0" w:type="dxa"/>
-          </w:tblCellMar>
-        </w:tblPrEx>
         <w:tc>
           <w:tcPr>
             <w:tcW w:w="1700" w:type="dxa"/>
@@ -9746,12 +9278,6 @@
         </w:tc>
       </w:tr>
       <w:tr>
-        <w:tblPrEx>
-          <w:tblCellMar>
-            <w:top w:w="0" w:type="dxa"/>
-            <w:bottom w:w="0" w:type="dxa"/>
-          </w:tblCellMar>
-        </w:tblPrEx>
         <w:tc>
           <w:tcPr>
             <w:tcW w:w="1700" w:type="dxa"/>
@@ -9859,12 +9385,6 @@
         </w:tc>
       </w:tr>
       <w:tr>
-        <w:tblPrEx>
-          <w:tblCellMar>
-            <w:top w:w="0" w:type="dxa"/>
-            <w:bottom w:w="0" w:type="dxa"/>
-          </w:tblCellMar>
-        </w:tblPrEx>
         <w:tc>
           <w:tcPr>
             <w:tcW w:w="1700" w:type="dxa"/>
@@ -9972,12 +9492,6 @@
         </w:tc>
       </w:tr>
       <w:tr>
-        <w:tblPrEx>
-          <w:tblCellMar>
-            <w:top w:w="0" w:type="dxa"/>
-            <w:bottom w:w="0" w:type="dxa"/>
-          </w:tblCellMar>
-        </w:tblPrEx>
         <w:tc>
           <w:tcPr>
             <w:tcW w:w="1700" w:type="dxa"/>
@@ -10085,12 +9599,6 @@
         </w:tc>
       </w:tr>
       <w:tr>
-        <w:tblPrEx>
-          <w:tblCellMar>
-            <w:top w:w="0" w:type="dxa"/>
-            <w:bottom w:w="0" w:type="dxa"/>
-          </w:tblCellMar>
-        </w:tblPrEx>
         <w:tc>
           <w:tcPr>
             <w:tcW w:w="1700" w:type="dxa"/>
@@ -10248,12 +9756,6 @@
         <w:gridCol w:w="5193"/>
       </w:tblGrid>
       <w:tr>
-        <w:tblPrEx>
-          <w:tblCellMar>
-            <w:top w:w="0" w:type="dxa"/>
-            <w:bottom w:w="0" w:type="dxa"/>
-          </w:tblCellMar>
-        </w:tblPrEx>
         <w:tc>
           <w:tcPr>
             <w:tcW w:w="1700" w:type="dxa"/>
@@ -10370,12 +9872,6 @@
         </w:tc>
       </w:tr>
       <w:tr>
-        <w:tblPrEx>
-          <w:tblCellMar>
-            <w:top w:w="0" w:type="dxa"/>
-            <w:bottom w:w="0" w:type="dxa"/>
-          </w:tblCellMar>
-        </w:tblPrEx>
         <w:tc>
           <w:tcPr>
             <w:tcW w:w="1700" w:type="dxa"/>
@@ -10483,12 +9979,6 @@
         </w:tc>
       </w:tr>
       <w:tr>
-        <w:tblPrEx>
-          <w:tblCellMar>
-            <w:top w:w="0" w:type="dxa"/>
-            <w:bottom w:w="0" w:type="dxa"/>
-          </w:tblCellMar>
-        </w:tblPrEx>
         <w:tc>
           <w:tcPr>
             <w:tcW w:w="1700" w:type="dxa"/>
@@ -10596,12 +10086,6 @@
         </w:tc>
       </w:tr>
       <w:tr>
-        <w:tblPrEx>
-          <w:tblCellMar>
-            <w:top w:w="0" w:type="dxa"/>
-            <w:bottom w:w="0" w:type="dxa"/>
-          </w:tblCellMar>
-        </w:tblPrEx>
         <w:tc>
           <w:tcPr>
             <w:tcW w:w="1700" w:type="dxa"/>
@@ -10709,12 +10193,6 @@
         </w:tc>
       </w:tr>
       <w:tr>
-        <w:tblPrEx>
-          <w:tblCellMar>
-            <w:top w:w="0" w:type="dxa"/>
-            <w:bottom w:w="0" w:type="dxa"/>
-          </w:tblCellMar>
-        </w:tblPrEx>
         <w:tc>
           <w:tcPr>
             <w:tcW w:w="1700" w:type="dxa"/>
@@ -10822,12 +10300,6 @@
         </w:tc>
       </w:tr>
       <w:tr>
-        <w:tblPrEx>
-          <w:tblCellMar>
-            <w:top w:w="0" w:type="dxa"/>
-            <w:bottom w:w="0" w:type="dxa"/>
-          </w:tblCellMar>
-        </w:tblPrEx>
         <w:tc>
           <w:tcPr>
             <w:tcW w:w="1700" w:type="dxa"/>
@@ -10935,12 +10407,6 @@
         </w:tc>
       </w:tr>
       <w:tr>
-        <w:tblPrEx>
-          <w:tblCellMar>
-            <w:top w:w="0" w:type="dxa"/>
-            <w:bottom w:w="0" w:type="dxa"/>
-          </w:tblCellMar>
-        </w:tblPrEx>
         <w:tc>
           <w:tcPr>
             <w:tcW w:w="1700" w:type="dxa"/>
@@ -11048,12 +10514,6 @@
         </w:tc>
       </w:tr>
       <w:tr>
-        <w:tblPrEx>
-          <w:tblCellMar>
-            <w:top w:w="0" w:type="dxa"/>
-            <w:bottom w:w="0" w:type="dxa"/>
-          </w:tblCellMar>
-        </w:tblPrEx>
         <w:tc>
           <w:tcPr>
             <w:tcW w:w="1700" w:type="dxa"/>
@@ -11161,12 +10621,6 @@
         </w:tc>
       </w:tr>
       <w:tr>
-        <w:tblPrEx>
-          <w:tblCellMar>
-            <w:top w:w="0" w:type="dxa"/>
-            <w:bottom w:w="0" w:type="dxa"/>
-          </w:tblCellMar>
-        </w:tblPrEx>
         <w:tc>
           <w:tcPr>
             <w:tcW w:w="1700" w:type="dxa"/>
@@ -11274,12 +10728,6 @@
         </w:tc>
       </w:tr>
       <w:tr>
-        <w:tblPrEx>
-          <w:tblCellMar>
-            <w:top w:w="0" w:type="dxa"/>
-            <w:bottom w:w="0" w:type="dxa"/>
-          </w:tblCellMar>
-        </w:tblPrEx>
         <w:tc>
           <w:tcPr>
             <w:tcW w:w="1700" w:type="dxa"/>
@@ -11387,12 +10835,6 @@
         </w:tc>
       </w:tr>
       <w:tr>
-        <w:tblPrEx>
-          <w:tblCellMar>
-            <w:top w:w="0" w:type="dxa"/>
-            <w:bottom w:w="0" w:type="dxa"/>
-          </w:tblCellMar>
-        </w:tblPrEx>
         <w:tc>
           <w:tcPr>
             <w:tcW w:w="1700" w:type="dxa"/>
@@ -11500,12 +10942,6 @@
         </w:tc>
       </w:tr>
       <w:tr>
-        <w:tblPrEx>
-          <w:tblCellMar>
-            <w:top w:w="0" w:type="dxa"/>
-            <w:bottom w:w="0" w:type="dxa"/>
-          </w:tblCellMar>
-        </w:tblPrEx>
         <w:tc>
           <w:tcPr>
             <w:tcW w:w="1700" w:type="dxa"/>
@@ -11613,12 +11049,6 @@
         </w:tc>
       </w:tr>
       <w:tr>
-        <w:tblPrEx>
-          <w:tblCellMar>
-            <w:top w:w="0" w:type="dxa"/>
-            <w:bottom w:w="0" w:type="dxa"/>
-          </w:tblCellMar>
-        </w:tblPrEx>
         <w:tc>
           <w:tcPr>
             <w:tcW w:w="1700" w:type="dxa"/>
@@ -11797,12 +11227,6 @@
         <w:gridCol w:w="807"/>
       </w:tblGrid>
       <w:tr>
-        <w:tblPrEx>
-          <w:tblCellMar>
-            <w:top w:w="0" w:type="dxa"/>
-            <w:bottom w:w="0" w:type="dxa"/>
-          </w:tblCellMar>
-        </w:tblPrEx>
         <w:tc>
           <w:tcPr>
             <w:tcW w:w="2600" w:type="dxa"/>
@@ -12071,12 +11495,6 @@
         </w:tc>
       </w:tr>
       <w:tr>
-        <w:tblPrEx>
-          <w:tblCellMar>
-            <w:top w:w="0" w:type="dxa"/>
-            <w:bottom w:w="0" w:type="dxa"/>
-          </w:tblCellMar>
-        </w:tblPrEx>
         <w:tc>
           <w:tcPr>
             <w:tcW w:w="2600" w:type="dxa"/>
@@ -12330,12 +11748,6 @@
         </w:tc>
       </w:tr>
       <w:tr>
-        <w:tblPrEx>
-          <w:tblCellMar>
-            <w:top w:w="0" w:type="dxa"/>
-            <w:bottom w:w="0" w:type="dxa"/>
-          </w:tblCellMar>
-        </w:tblPrEx>
         <w:tc>
           <w:tcPr>
             <w:tcW w:w="2600" w:type="dxa"/>
@@ -12589,12 +12001,6 @@
         </w:tc>
       </w:tr>
       <w:tr>
-        <w:tblPrEx>
-          <w:tblCellMar>
-            <w:top w:w="0" w:type="dxa"/>
-            <w:bottom w:w="0" w:type="dxa"/>
-          </w:tblCellMar>
-        </w:tblPrEx>
         <w:tc>
           <w:tcPr>
             <w:tcW w:w="2600" w:type="dxa"/>
@@ -12848,12 +12254,6 @@
         </w:tc>
       </w:tr>
       <w:tr>
-        <w:tblPrEx>
-          <w:tblCellMar>
-            <w:top w:w="0" w:type="dxa"/>
-            <w:bottom w:w="0" w:type="dxa"/>
-          </w:tblCellMar>
-        </w:tblPrEx>
         <w:tc>
           <w:tcPr>
             <w:tcW w:w="2600" w:type="dxa"/>
@@ -13107,12 +12507,6 @@
         </w:tc>
       </w:tr>
       <w:tr>
-        <w:tblPrEx>
-          <w:tblCellMar>
-            <w:top w:w="0" w:type="dxa"/>
-            <w:bottom w:w="0" w:type="dxa"/>
-          </w:tblCellMar>
-        </w:tblPrEx>
         <w:tc>
           <w:tcPr>
             <w:tcW w:w="2600" w:type="dxa"/>
@@ -13366,12 +12760,6 @@
         </w:tc>
       </w:tr>
       <w:tr>
-        <w:tblPrEx>
-          <w:tblCellMar>
-            <w:top w:w="0" w:type="dxa"/>
-            <w:bottom w:w="0" w:type="dxa"/>
-          </w:tblCellMar>
-        </w:tblPrEx>
         <w:tc>
           <w:tcPr>
             <w:tcW w:w="2600" w:type="dxa"/>
@@ -13625,12 +13013,6 @@
         </w:tc>
       </w:tr>
       <w:tr>
-        <w:tblPrEx>
-          <w:tblCellMar>
-            <w:top w:w="0" w:type="dxa"/>
-            <w:bottom w:w="0" w:type="dxa"/>
-          </w:tblCellMar>
-        </w:tblPrEx>
         <w:tc>
           <w:tcPr>
             <w:tcW w:w="2600" w:type="dxa"/>
@@ -13884,12 +13266,6 @@
         </w:tc>
       </w:tr>
       <w:tr>
-        <w:tblPrEx>
-          <w:tblCellMar>
-            <w:top w:w="0" w:type="dxa"/>
-            <w:bottom w:w="0" w:type="dxa"/>
-          </w:tblCellMar>
-        </w:tblPrEx>
         <w:tc>
           <w:tcPr>
             <w:tcW w:w="2600" w:type="dxa"/>
@@ -14143,12 +13519,6 @@
         </w:tc>
       </w:tr>
       <w:tr>
-        <w:tblPrEx>
-          <w:tblCellMar>
-            <w:top w:w="0" w:type="dxa"/>
-            <w:bottom w:w="0" w:type="dxa"/>
-          </w:tblCellMar>
-        </w:tblPrEx>
         <w:tc>
           <w:tcPr>
             <w:tcW w:w="2600" w:type="dxa"/>
@@ -14402,12 +13772,6 @@
         </w:tc>
       </w:tr>
       <w:tr>
-        <w:tblPrEx>
-          <w:tblCellMar>
-            <w:top w:w="0" w:type="dxa"/>
-            <w:bottom w:w="0" w:type="dxa"/>
-          </w:tblCellMar>
-        </w:tblPrEx>
         <w:tc>
           <w:tcPr>
             <w:tcW w:w="2600" w:type="dxa"/>
@@ -14661,12 +14025,6 @@
         </w:tc>
       </w:tr>
       <w:tr>
-        <w:tblPrEx>
-          <w:tblCellMar>
-            <w:top w:w="0" w:type="dxa"/>
-            <w:bottom w:w="0" w:type="dxa"/>
-          </w:tblCellMar>
-        </w:tblPrEx>
         <w:tc>
           <w:tcPr>
             <w:tcW w:w="2600" w:type="dxa"/>
@@ -14920,12 +14278,6 @@
         </w:tc>
       </w:tr>
       <w:tr>
-        <w:tblPrEx>
-          <w:tblCellMar>
-            <w:top w:w="0" w:type="dxa"/>
-            <w:bottom w:w="0" w:type="dxa"/>
-          </w:tblCellMar>
-        </w:tblPrEx>
         <w:tc>
           <w:tcPr>
             <w:tcW w:w="2600" w:type="dxa"/>
@@ -15179,12 +14531,6 @@
         </w:tc>
       </w:tr>
       <w:tr>
-        <w:tblPrEx>
-          <w:tblCellMar>
-            <w:top w:w="0" w:type="dxa"/>
-            <w:bottom w:w="0" w:type="dxa"/>
-          </w:tblCellMar>
-        </w:tblPrEx>
         <w:tc>
           <w:tcPr>
             <w:tcW w:w="2600" w:type="dxa"/>
@@ -15438,12 +14784,6 @@
         </w:tc>
       </w:tr>
       <w:tr>
-        <w:tblPrEx>
-          <w:tblCellMar>
-            <w:top w:w="0" w:type="dxa"/>
-            <w:bottom w:w="0" w:type="dxa"/>
-          </w:tblCellMar>
-        </w:tblPrEx>
         <w:tc>
           <w:tcPr>
             <w:tcW w:w="2600" w:type="dxa"/>
@@ -15697,12 +15037,6 @@
         </w:tc>
       </w:tr>
       <w:tr>
-        <w:tblPrEx>
-          <w:tblCellMar>
-            <w:top w:w="0" w:type="dxa"/>
-            <w:bottom w:w="0" w:type="dxa"/>
-          </w:tblCellMar>
-        </w:tblPrEx>
         <w:tc>
           <w:tcPr>
             <w:tcW w:w="2600" w:type="dxa"/>
@@ -15956,12 +15290,6 @@
         </w:tc>
       </w:tr>
       <w:tr>
-        <w:tblPrEx>
-          <w:tblCellMar>
-            <w:top w:w="0" w:type="dxa"/>
-            <w:bottom w:w="0" w:type="dxa"/>
-          </w:tblCellMar>
-        </w:tblPrEx>
         <w:tc>
           <w:tcPr>
             <w:tcW w:w="2600" w:type="dxa"/>
@@ -16215,12 +15543,6 @@
         </w:tc>
       </w:tr>
       <w:tr>
-        <w:tblPrEx>
-          <w:tblCellMar>
-            <w:top w:w="0" w:type="dxa"/>
-            <w:bottom w:w="0" w:type="dxa"/>
-          </w:tblCellMar>
-        </w:tblPrEx>
         <w:tc>
           <w:tcPr>
             <w:tcW w:w="2600" w:type="dxa"/>
@@ -16474,12 +15796,6 @@
         </w:tc>
       </w:tr>
       <w:tr>
-        <w:tblPrEx>
-          <w:tblCellMar>
-            <w:top w:w="0" w:type="dxa"/>
-            <w:bottom w:w="0" w:type="dxa"/>
-          </w:tblCellMar>
-        </w:tblPrEx>
         <w:tc>
           <w:tcPr>
             <w:tcW w:w="2600" w:type="dxa"/>
@@ -16819,12 +16135,6 @@
         <w:gridCol w:w="3809"/>
       </w:tblGrid>
       <w:tr>
-        <w:tblPrEx>
-          <w:tblCellMar>
-            <w:top w:w="0" w:type="dxa"/>
-            <w:bottom w:w="0" w:type="dxa"/>
-          </w:tblCellMar>
-        </w:tblPrEx>
         <w:tc>
           <w:tcPr>
             <w:tcW w:w="3200" w:type="dxa"/>
@@ -16941,12 +16251,6 @@
         </w:tc>
       </w:tr>
       <w:tr>
-        <w:tblPrEx>
-          <w:tblCellMar>
-            <w:top w:w="0" w:type="dxa"/>
-            <w:bottom w:w="0" w:type="dxa"/>
-          </w:tblCellMar>
-        </w:tblPrEx>
         <w:tc>
           <w:tcPr>
             <w:tcW w:w="3200" w:type="dxa"/>
@@ -17051,12 +16355,6 @@
         </w:tc>
       </w:tr>
       <w:tr>
-        <w:tblPrEx>
-          <w:tblCellMar>
-            <w:top w:w="0" w:type="dxa"/>
-            <w:bottom w:w="0" w:type="dxa"/>
-          </w:tblCellMar>
-        </w:tblPrEx>
         <w:tc>
           <w:tcPr>
             <w:tcW w:w="3200" w:type="dxa"/>
@@ -17161,12 +16459,6 @@
         </w:tc>
       </w:tr>
       <w:tr>
-        <w:tblPrEx>
-          <w:tblCellMar>
-            <w:top w:w="0" w:type="dxa"/>
-            <w:bottom w:w="0" w:type="dxa"/>
-          </w:tblCellMar>
-        </w:tblPrEx>
         <w:tc>
           <w:tcPr>
             <w:tcW w:w="3200" w:type="dxa"/>
@@ -17271,12 +16563,6 @@
         </w:tc>
       </w:tr>
       <w:tr>
-        <w:tblPrEx>
-          <w:tblCellMar>
-            <w:top w:w="0" w:type="dxa"/>
-            <w:bottom w:w="0" w:type="dxa"/>
-          </w:tblCellMar>
-        </w:tblPrEx>
         <w:tc>
           <w:tcPr>
             <w:tcW w:w="3200" w:type="dxa"/>
@@ -17381,12 +16667,6 @@
         </w:tc>
       </w:tr>
       <w:tr>
-        <w:tblPrEx>
-          <w:tblCellMar>
-            <w:top w:w="0" w:type="dxa"/>
-            <w:bottom w:w="0" w:type="dxa"/>
-          </w:tblCellMar>
-        </w:tblPrEx>
         <w:tc>
           <w:tcPr>
             <w:tcW w:w="3200" w:type="dxa"/>
@@ -17491,12 +16771,6 @@
         </w:tc>
       </w:tr>
       <w:tr>
-        <w:tblPrEx>
-          <w:tblCellMar>
-            <w:top w:w="0" w:type="dxa"/>
-            <w:bottom w:w="0" w:type="dxa"/>
-          </w:tblCellMar>
-        </w:tblPrEx>
         <w:tc>
           <w:tcPr>
             <w:tcW w:w="3200" w:type="dxa"/>
@@ -17651,12 +16925,6 @@
         <w:gridCol w:w="2689"/>
       </w:tblGrid>
       <w:tr>
-        <w:tblPrEx>
-          <w:tblCellMar>
-            <w:top w:w="0" w:type="dxa"/>
-            <w:bottom w:w="0" w:type="dxa"/>
-          </w:tblCellMar>
-        </w:tblPrEx>
         <w:tc>
           <w:tcPr>
             <w:tcW w:w="3200" w:type="dxa"/>
@@ -17773,12 +17041,6 @@
         </w:tc>
       </w:tr>
       <w:tr>
-        <w:tblPrEx>
-          <w:tblCellMar>
-            <w:top w:w="0" w:type="dxa"/>
-            <w:bottom w:w="0" w:type="dxa"/>
-          </w:tblCellMar>
-        </w:tblPrEx>
         <w:tc>
           <w:tcPr>
             <w:tcW w:w="3200" w:type="dxa"/>
@@ -17883,12 +17145,6 @@
         </w:tc>
       </w:tr>
       <w:tr>
-        <w:tblPrEx>
-          <w:tblCellMar>
-            <w:top w:w="0" w:type="dxa"/>
-            <w:bottom w:w="0" w:type="dxa"/>
-          </w:tblCellMar>
-        </w:tblPrEx>
         <w:tc>
           <w:tcPr>
             <w:tcW w:w="3200" w:type="dxa"/>
@@ -17993,12 +17249,6 @@
         </w:tc>
       </w:tr>
       <w:tr>
-        <w:tblPrEx>
-          <w:tblCellMar>
-            <w:top w:w="0" w:type="dxa"/>
-            <w:bottom w:w="0" w:type="dxa"/>
-          </w:tblCellMar>
-        </w:tblPrEx>
         <w:tc>
           <w:tcPr>
             <w:tcW w:w="3200" w:type="dxa"/>
@@ -18103,12 +17353,6 @@
         </w:tc>
       </w:tr>
       <w:tr>
-        <w:tblPrEx>
-          <w:tblCellMar>
-            <w:top w:w="0" w:type="dxa"/>
-            <w:bottom w:w="0" w:type="dxa"/>
-          </w:tblCellMar>
-        </w:tblPrEx>
         <w:tc>
           <w:tcPr>
             <w:tcW w:w="3200" w:type="dxa"/>
@@ -18213,12 +17457,6 @@
         </w:tc>
       </w:tr>
       <w:tr>
-        <w:tblPrEx>
-          <w:tblCellMar>
-            <w:top w:w="0" w:type="dxa"/>
-            <w:bottom w:w="0" w:type="dxa"/>
-          </w:tblCellMar>
-        </w:tblPrEx>
         <w:tc>
           <w:tcPr>
             <w:tcW w:w="3200" w:type="dxa"/>
@@ -18323,12 +17561,6 @@
         </w:tc>
       </w:tr>
       <w:tr>
-        <w:tblPrEx>
-          <w:tblCellMar>
-            <w:top w:w="0" w:type="dxa"/>
-            <w:bottom w:w="0" w:type="dxa"/>
-          </w:tblCellMar>
-        </w:tblPrEx>
         <w:tc>
           <w:tcPr>
             <w:tcW w:w="3200" w:type="dxa"/>
@@ -18433,12 +17665,6 @@
         </w:tc>
       </w:tr>
       <w:tr>
-        <w:tblPrEx>
-          <w:tblCellMar>
-            <w:top w:w="0" w:type="dxa"/>
-            <w:bottom w:w="0" w:type="dxa"/>
-          </w:tblCellMar>
-        </w:tblPrEx>
         <w:tc>
           <w:tcPr>
             <w:tcW w:w="3200" w:type="dxa"/>
@@ -18593,12 +17819,6 @@
         <w:gridCol w:w="2675"/>
       </w:tblGrid>
       <w:tr>
-        <w:tblPrEx>
-          <w:tblCellMar>
-            <w:top w:w="0" w:type="dxa"/>
-            <w:bottom w:w="0" w:type="dxa"/>
-          </w:tblCellMar>
-        </w:tblPrEx>
         <w:tc>
           <w:tcPr>
             <w:tcW w:w="3200" w:type="dxa"/>
@@ -18715,12 +17935,6 @@
         </w:tc>
       </w:tr>
       <w:tr>
-        <w:tblPrEx>
-          <w:tblCellMar>
-            <w:top w:w="0" w:type="dxa"/>
-            <w:bottom w:w="0" w:type="dxa"/>
-          </w:tblCellMar>
-        </w:tblPrEx>
         <w:tc>
           <w:tcPr>
             <w:tcW w:w="3200" w:type="dxa"/>
@@ -18825,12 +18039,6 @@
         </w:tc>
       </w:tr>
       <w:tr>
-        <w:tblPrEx>
-          <w:tblCellMar>
-            <w:top w:w="0" w:type="dxa"/>
-            <w:bottom w:w="0" w:type="dxa"/>
-          </w:tblCellMar>
-        </w:tblPrEx>
         <w:tc>
           <w:tcPr>
             <w:tcW w:w="3200" w:type="dxa"/>
@@ -18935,12 +18143,6 @@
         </w:tc>
       </w:tr>
       <w:tr>
-        <w:tblPrEx>
-          <w:tblCellMar>
-            <w:top w:w="0" w:type="dxa"/>
-            <w:bottom w:w="0" w:type="dxa"/>
-          </w:tblCellMar>
-        </w:tblPrEx>
         <w:tc>
           <w:tcPr>
             <w:tcW w:w="3200" w:type="dxa"/>
@@ -19045,12 +18247,6 @@
         </w:tc>
       </w:tr>
       <w:tr>
-        <w:tblPrEx>
-          <w:tblCellMar>
-            <w:top w:w="0" w:type="dxa"/>
-            <w:bottom w:w="0" w:type="dxa"/>
-          </w:tblCellMar>
-        </w:tblPrEx>
         <w:tc>
           <w:tcPr>
             <w:tcW w:w="3200" w:type="dxa"/>
@@ -19155,12 +18351,6 @@
         </w:tc>
       </w:tr>
       <w:tr>
-        <w:tblPrEx>
-          <w:tblCellMar>
-            <w:top w:w="0" w:type="dxa"/>
-            <w:bottom w:w="0" w:type="dxa"/>
-          </w:tblCellMar>
-        </w:tblPrEx>
         <w:tc>
           <w:tcPr>
             <w:tcW w:w="3200" w:type="dxa"/>
@@ -19265,12 +18455,6 @@
         </w:tc>
       </w:tr>
       <w:tr>
-        <w:tblPrEx>
-          <w:tblCellMar>
-            <w:top w:w="0" w:type="dxa"/>
-            <w:bottom w:w="0" w:type="dxa"/>
-          </w:tblCellMar>
-        </w:tblPrEx>
         <w:tc>
           <w:tcPr>
             <w:tcW w:w="3200" w:type="dxa"/>
@@ -19425,12 +18609,6 @@
         <w:gridCol w:w="2916"/>
       </w:tblGrid>
       <w:tr>
-        <w:tblPrEx>
-          <w:tblCellMar>
-            <w:top w:w="0" w:type="dxa"/>
-            <w:bottom w:w="0" w:type="dxa"/>
-          </w:tblCellMar>
-        </w:tblPrEx>
         <w:tc>
           <w:tcPr>
             <w:tcW w:w="3200" w:type="dxa"/>
@@ -19547,12 +18725,6 @@
         </w:tc>
       </w:tr>
       <w:tr>
-        <w:tblPrEx>
-          <w:tblCellMar>
-            <w:top w:w="0" w:type="dxa"/>
-            <w:bottom w:w="0" w:type="dxa"/>
-          </w:tblCellMar>
-        </w:tblPrEx>
         <w:tc>
           <w:tcPr>
             <w:tcW w:w="3200" w:type="dxa"/>
@@ -19657,12 +18829,6 @@
         </w:tc>
       </w:tr>
       <w:tr>
-        <w:tblPrEx>
-          <w:tblCellMar>
-            <w:top w:w="0" w:type="dxa"/>
-            <w:bottom w:w="0" w:type="dxa"/>
-          </w:tblCellMar>
-        </w:tblPrEx>
         <w:tc>
           <w:tcPr>
             <w:tcW w:w="3200" w:type="dxa"/>
@@ -19767,12 +18933,6 @@
         </w:tc>
       </w:tr>
       <w:tr>
-        <w:tblPrEx>
-          <w:tblCellMar>
-            <w:top w:w="0" w:type="dxa"/>
-            <w:bottom w:w="0" w:type="dxa"/>
-          </w:tblCellMar>
-        </w:tblPrEx>
         <w:tc>
           <w:tcPr>
             <w:tcW w:w="3200" w:type="dxa"/>
@@ -19944,12 +19104,6 @@
         <w:gridCol w:w="3004"/>
       </w:tblGrid>
       <w:tr>
-        <w:tblPrEx>
-          <w:tblCellMar>
-            <w:top w:w="0" w:type="dxa"/>
-            <w:bottom w:w="0" w:type="dxa"/>
-          </w:tblCellMar>
-        </w:tblPrEx>
         <w:tc>
           <w:tcPr>
             <w:tcW w:w="3200" w:type="dxa"/>
@@ -20066,12 +19220,6 @@
         </w:tc>
       </w:tr>
       <w:tr>
-        <w:tblPrEx>
-          <w:tblCellMar>
-            <w:top w:w="0" w:type="dxa"/>
-            <w:bottom w:w="0" w:type="dxa"/>
-          </w:tblCellMar>
-        </w:tblPrEx>
         <w:tc>
           <w:tcPr>
             <w:tcW w:w="3200" w:type="dxa"/>
@@ -20176,12 +19324,6 @@
         </w:tc>
       </w:tr>
       <w:tr>
-        <w:tblPrEx>
-          <w:tblCellMar>
-            <w:top w:w="0" w:type="dxa"/>
-            <w:bottom w:w="0" w:type="dxa"/>
-          </w:tblCellMar>
-        </w:tblPrEx>
         <w:tc>
           <w:tcPr>
             <w:tcW w:w="3200" w:type="dxa"/>
@@ -20286,12 +19428,6 @@
         </w:tc>
       </w:tr>
       <w:tr>
-        <w:tblPrEx>
-          <w:tblCellMar>
-            <w:top w:w="0" w:type="dxa"/>
-            <w:bottom w:w="0" w:type="dxa"/>
-          </w:tblCellMar>
-        </w:tblPrEx>
         <w:tc>
           <w:tcPr>
             <w:tcW w:w="3200" w:type="dxa"/>
@@ -20396,12 +19532,6 @@
         </w:tc>
       </w:tr>
       <w:tr>
-        <w:tblPrEx>
-          <w:tblCellMar>
-            <w:top w:w="0" w:type="dxa"/>
-            <w:bottom w:w="0" w:type="dxa"/>
-          </w:tblCellMar>
-        </w:tblPrEx>
         <w:tc>
           <w:tcPr>
             <w:tcW w:w="3200" w:type="dxa"/>
@@ -20506,12 +19636,6 @@
         </w:tc>
       </w:tr>
       <w:tr>
-        <w:tblPrEx>
-          <w:tblCellMar>
-            <w:top w:w="0" w:type="dxa"/>
-            <w:bottom w:w="0" w:type="dxa"/>
-          </w:tblCellMar>
-        </w:tblPrEx>
         <w:tc>
           <w:tcPr>
             <w:tcW w:w="3200" w:type="dxa"/>
@@ -20616,12 +19740,6 @@
         </w:tc>
       </w:tr>
       <w:tr>
-        <w:tblPrEx>
-          <w:tblCellMar>
-            <w:top w:w="0" w:type="dxa"/>
-            <w:bottom w:w="0" w:type="dxa"/>
-          </w:tblCellMar>
-        </w:tblPrEx>
         <w:tc>
           <w:tcPr>
             <w:tcW w:w="3200" w:type="dxa"/>
@@ -20726,12 +19844,6 @@
         </w:tc>
       </w:tr>
       <w:tr>
-        <w:tblPrEx>
-          <w:tblCellMar>
-            <w:top w:w="0" w:type="dxa"/>
-            <w:bottom w:w="0" w:type="dxa"/>
-          </w:tblCellMar>
-        </w:tblPrEx>
         <w:tc>
           <w:tcPr>
             <w:tcW w:w="3200" w:type="dxa"/>
@@ -20886,12 +19998,6 @@
         <w:gridCol w:w="3004"/>
       </w:tblGrid>
       <w:tr>
-        <w:tblPrEx>
-          <w:tblCellMar>
-            <w:top w:w="0" w:type="dxa"/>
-            <w:bottom w:w="0" w:type="dxa"/>
-          </w:tblCellMar>
-        </w:tblPrEx>
         <w:tc>
           <w:tcPr>
             <w:tcW w:w="3200" w:type="dxa"/>
@@ -21008,12 +20114,6 @@
         </w:tc>
       </w:tr>
       <w:tr>
-        <w:tblPrEx>
-          <w:tblCellMar>
-            <w:top w:w="0" w:type="dxa"/>
-            <w:bottom w:w="0" w:type="dxa"/>
-          </w:tblCellMar>
-        </w:tblPrEx>
         <w:tc>
           <w:tcPr>
             <w:tcW w:w="3200" w:type="dxa"/>
@@ -21118,12 +20218,6 @@
         </w:tc>
       </w:tr>
       <w:tr>
-        <w:tblPrEx>
-          <w:tblCellMar>
-            <w:top w:w="0" w:type="dxa"/>
-            <w:bottom w:w="0" w:type="dxa"/>
-          </w:tblCellMar>
-        </w:tblPrEx>
         <w:tc>
           <w:tcPr>
             <w:tcW w:w="3200" w:type="dxa"/>
@@ -21228,12 +20322,6 @@
         </w:tc>
       </w:tr>
       <w:tr>
-        <w:tblPrEx>
-          <w:tblCellMar>
-            <w:top w:w="0" w:type="dxa"/>
-            <w:bottom w:w="0" w:type="dxa"/>
-          </w:tblCellMar>
-        </w:tblPrEx>
         <w:tc>
           <w:tcPr>
             <w:tcW w:w="3200" w:type="dxa"/>
@@ -21338,12 +20426,6 @@
         </w:tc>
       </w:tr>
       <w:tr>
-        <w:tblPrEx>
-          <w:tblCellMar>
-            <w:top w:w="0" w:type="dxa"/>
-            <w:bottom w:w="0" w:type="dxa"/>
-          </w:tblCellMar>
-        </w:tblPrEx>
         <w:tc>
           <w:tcPr>
             <w:tcW w:w="3200" w:type="dxa"/>
@@ -21587,12 +20669,6 @@
         <w:gridCol w:w="2660"/>
       </w:tblGrid>
       <w:tr>
-        <w:tblPrEx>
-          <w:tblCellMar>
-            <w:top w:w="0" w:type="dxa"/>
-            <w:bottom w:w="0" w:type="dxa"/>
-          </w:tblCellMar>
-        </w:tblPrEx>
         <w:tc>
           <w:tcPr>
             <w:tcW w:w="700" w:type="dxa"/>
@@ -21747,12 +20823,6 @@
         </w:tc>
       </w:tr>
       <w:tr>
-        <w:tblPrEx>
-          <w:tblCellMar>
-            <w:top w:w="0" w:type="dxa"/>
-            <w:bottom w:w="0" w:type="dxa"/>
-          </w:tblCellMar>
-        </w:tblPrEx>
         <w:tc>
           <w:tcPr>
             <w:tcW w:w="700" w:type="dxa"/>
@@ -21893,12 +20963,6 @@
         </w:tc>
       </w:tr>
       <w:tr>
-        <w:tblPrEx>
-          <w:tblCellMar>
-            <w:top w:w="0" w:type="dxa"/>
-            <w:bottom w:w="0" w:type="dxa"/>
-          </w:tblCellMar>
-        </w:tblPrEx>
         <w:tc>
           <w:tcPr>
             <w:tcW w:w="700" w:type="dxa"/>
@@ -22039,12 +21103,6 @@
         </w:tc>
       </w:tr>
       <w:tr>
-        <w:tblPrEx>
-          <w:tblCellMar>
-            <w:top w:w="0" w:type="dxa"/>
-            <w:bottom w:w="0" w:type="dxa"/>
-          </w:tblCellMar>
-        </w:tblPrEx>
         <w:tc>
           <w:tcPr>
             <w:tcW w:w="700" w:type="dxa"/>
@@ -22185,12 +21243,6 @@
         </w:tc>
       </w:tr>
       <w:tr>
-        <w:tblPrEx>
-          <w:tblCellMar>
-            <w:top w:w="0" w:type="dxa"/>
-            <w:bottom w:w="0" w:type="dxa"/>
-          </w:tblCellMar>
-        </w:tblPrEx>
         <w:tc>
           <w:tcPr>
             <w:tcW w:w="700" w:type="dxa"/>
@@ -22382,12 +21434,6 @@
         <w:gridCol w:w="2660"/>
       </w:tblGrid>
       <w:tr>
-        <w:tblPrEx>
-          <w:tblCellMar>
-            <w:top w:w="0" w:type="dxa"/>
-            <w:bottom w:w="0" w:type="dxa"/>
-          </w:tblCellMar>
-        </w:tblPrEx>
         <w:tc>
           <w:tcPr>
             <w:tcW w:w="700" w:type="dxa"/>
@@ -22542,12 +21588,6 @@
         </w:tc>
       </w:tr>
       <w:tr>
-        <w:tblPrEx>
-          <w:tblCellMar>
-            <w:top w:w="0" w:type="dxa"/>
-            <w:bottom w:w="0" w:type="dxa"/>
-          </w:tblCellMar>
-        </w:tblPrEx>
         <w:tc>
           <w:tcPr>
             <w:tcW w:w="700" w:type="dxa"/>
@@ -22688,12 +21728,6 @@
         </w:tc>
       </w:tr>
       <w:tr>
-        <w:tblPrEx>
-          <w:tblCellMar>
-            <w:top w:w="0" w:type="dxa"/>
-            <w:bottom w:w="0" w:type="dxa"/>
-          </w:tblCellMar>
-        </w:tblPrEx>
         <w:tc>
           <w:tcPr>
             <w:tcW w:w="700" w:type="dxa"/>
@@ -22834,12 +21868,6 @@
         </w:tc>
       </w:tr>
       <w:tr>
-        <w:tblPrEx>
-          <w:tblCellMar>
-            <w:top w:w="0" w:type="dxa"/>
-            <w:bottom w:w="0" w:type="dxa"/>
-          </w:tblCellMar>
-        </w:tblPrEx>
         <w:tc>
           <w:tcPr>
             <w:tcW w:w="700" w:type="dxa"/>
@@ -22980,12 +22008,6 @@
         </w:tc>
       </w:tr>
       <w:tr>
-        <w:tblPrEx>
-          <w:tblCellMar>
-            <w:top w:w="0" w:type="dxa"/>
-            <w:bottom w:w="0" w:type="dxa"/>
-          </w:tblCellMar>
-        </w:tblPrEx>
         <w:tc>
           <w:tcPr>
             <w:tcW w:w="700" w:type="dxa"/>
@@ -23177,12 +22199,6 @@
         <w:gridCol w:w="2660"/>
       </w:tblGrid>
       <w:tr>
-        <w:tblPrEx>
-          <w:tblCellMar>
-            <w:top w:w="0" w:type="dxa"/>
-            <w:bottom w:w="0" w:type="dxa"/>
-          </w:tblCellMar>
-        </w:tblPrEx>
         <w:tc>
           <w:tcPr>
             <w:tcW w:w="700" w:type="dxa"/>
@@ -23337,12 +22353,6 @@
         </w:tc>
       </w:tr>
       <w:tr>
-        <w:tblPrEx>
-          <w:tblCellMar>
-            <w:top w:w="0" w:type="dxa"/>
-            <w:bottom w:w="0" w:type="dxa"/>
-          </w:tblCellMar>
-        </w:tblPrEx>
         <w:tc>
           <w:tcPr>
             <w:tcW w:w="700" w:type="dxa"/>
@@ -23483,12 +22493,6 @@
         </w:tc>
       </w:tr>
       <w:tr>
-        <w:tblPrEx>
-          <w:tblCellMar>
-            <w:top w:w="0" w:type="dxa"/>
-            <w:bottom w:w="0" w:type="dxa"/>
-          </w:tblCellMar>
-        </w:tblPrEx>
         <w:tc>
           <w:tcPr>
             <w:tcW w:w="700" w:type="dxa"/>
@@ -23629,12 +22633,6 @@
         </w:tc>
       </w:tr>
       <w:tr>
-        <w:tblPrEx>
-          <w:tblCellMar>
-            <w:top w:w="0" w:type="dxa"/>
-            <w:bottom w:w="0" w:type="dxa"/>
-          </w:tblCellMar>
-        </w:tblPrEx>
         <w:tc>
           <w:tcPr>
             <w:tcW w:w="700" w:type="dxa"/>
@@ -23775,12 +22773,6 @@
         </w:tc>
       </w:tr>
       <w:tr>
-        <w:tblPrEx>
-          <w:tblCellMar>
-            <w:top w:w="0" w:type="dxa"/>
-            <w:bottom w:w="0" w:type="dxa"/>
-          </w:tblCellMar>
-        </w:tblPrEx>
         <w:tc>
           <w:tcPr>
             <w:tcW w:w="700" w:type="dxa"/>
@@ -23972,12 +22964,6 @@
         <w:gridCol w:w="2624"/>
       </w:tblGrid>
       <w:tr>
-        <w:tblPrEx>
-          <w:tblCellMar>
-            <w:top w:w="0" w:type="dxa"/>
-            <w:bottom w:w="0" w:type="dxa"/>
-          </w:tblCellMar>
-        </w:tblPrEx>
         <w:tc>
           <w:tcPr>
             <w:tcW w:w="700" w:type="dxa"/>
@@ -24132,12 +23118,6 @@
         </w:tc>
       </w:tr>
       <w:tr>
-        <w:tblPrEx>
-          <w:tblCellMar>
-            <w:top w:w="0" w:type="dxa"/>
-            <w:bottom w:w="0" w:type="dxa"/>
-          </w:tblCellMar>
-        </w:tblPrEx>
         <w:tc>
           <w:tcPr>
             <w:tcW w:w="700" w:type="dxa"/>
@@ -24278,12 +23258,6 @@
         </w:tc>
       </w:tr>
       <w:tr>
-        <w:tblPrEx>
-          <w:tblCellMar>
-            <w:top w:w="0" w:type="dxa"/>
-            <w:bottom w:w="0" w:type="dxa"/>
-          </w:tblCellMar>
-        </w:tblPrEx>
         <w:tc>
           <w:tcPr>
             <w:tcW w:w="700" w:type="dxa"/>
@@ -24424,12 +23398,6 @@
         </w:tc>
       </w:tr>
       <w:tr>
-        <w:tblPrEx>
-          <w:tblCellMar>
-            <w:top w:w="0" w:type="dxa"/>
-            <w:bottom w:w="0" w:type="dxa"/>
-          </w:tblCellMar>
-        </w:tblPrEx>
         <w:tc>
           <w:tcPr>
             <w:tcW w:w="700" w:type="dxa"/>
@@ -24570,12 +23538,6 @@
         </w:tc>
       </w:tr>
       <w:tr>
-        <w:tblPrEx>
-          <w:tblCellMar>
-            <w:top w:w="0" w:type="dxa"/>
-            <w:bottom w:w="0" w:type="dxa"/>
-          </w:tblCellMar>
-        </w:tblPrEx>
         <w:tc>
           <w:tcPr>
             <w:tcW w:w="700" w:type="dxa"/>
@@ -24716,12 +23678,6 @@
         </w:tc>
       </w:tr>
       <w:tr>
-        <w:tblPrEx>
-          <w:tblCellMar>
-            <w:top w:w="0" w:type="dxa"/>
-            <w:bottom w:w="0" w:type="dxa"/>
-          </w:tblCellMar>
-        </w:tblPrEx>
         <w:tc>
           <w:tcPr>
             <w:tcW w:w="700" w:type="dxa"/>
@@ -24974,12 +23930,6 @@
         <w:gridCol w:w="5382"/>
       </w:tblGrid>
       <w:tr>
-        <w:tblPrEx>
-          <w:tblCellMar>
-            <w:top w:w="0" w:type="dxa"/>
-            <w:bottom w:w="0" w:type="dxa"/>
-          </w:tblCellMar>
-        </w:tblPrEx>
         <w:tc>
           <w:tcPr>
             <w:tcW w:w="1800" w:type="dxa"/>
@@ -25096,12 +24046,6 @@
         </w:tc>
       </w:tr>
       <w:tr>
-        <w:tblPrEx>
-          <w:tblCellMar>
-            <w:top w:w="0" w:type="dxa"/>
-            <w:bottom w:w="0" w:type="dxa"/>
-          </w:tblCellMar>
-        </w:tblPrEx>
         <w:tc>
           <w:tcPr>
             <w:tcW w:w="1800" w:type="dxa"/>
@@ -25209,12 +24153,6 @@
         </w:tc>
       </w:tr>
       <w:tr>
-        <w:tblPrEx>
-          <w:tblCellMar>
-            <w:top w:w="0" w:type="dxa"/>
-            <w:bottom w:w="0" w:type="dxa"/>
-          </w:tblCellMar>
-        </w:tblPrEx>
         <w:tc>
           <w:tcPr>
             <w:tcW w:w="1800" w:type="dxa"/>
@@ -25322,12 +24260,6 @@
         </w:tc>
       </w:tr>
       <w:tr>
-        <w:tblPrEx>
-          <w:tblCellMar>
-            <w:top w:w="0" w:type="dxa"/>
-            <w:bottom w:w="0" w:type="dxa"/>
-          </w:tblCellMar>
-        </w:tblPrEx>
         <w:tc>
           <w:tcPr>
             <w:tcW w:w="1800" w:type="dxa"/>
@@ -25435,12 +24367,6 @@
         </w:tc>
       </w:tr>
       <w:tr>
-        <w:tblPrEx>
-          <w:tblCellMar>
-            <w:top w:w="0" w:type="dxa"/>
-            <w:bottom w:w="0" w:type="dxa"/>
-          </w:tblCellMar>
-        </w:tblPrEx>
         <w:tc>
           <w:tcPr>
             <w:tcW w:w="1800" w:type="dxa"/>
@@ -25548,12 +24474,6 @@
         </w:tc>
       </w:tr>
       <w:tr>
-        <w:tblPrEx>
-          <w:tblCellMar>
-            <w:top w:w="0" w:type="dxa"/>
-            <w:bottom w:w="0" w:type="dxa"/>
-          </w:tblCellMar>
-        </w:tblPrEx>
         <w:tc>
           <w:tcPr>
             <w:tcW w:w="1800" w:type="dxa"/>
@@ -25661,12 +24581,6 @@
         </w:tc>
       </w:tr>
       <w:tr>
-        <w:tblPrEx>
-          <w:tblCellMar>
-            <w:top w:w="0" w:type="dxa"/>
-            <w:bottom w:w="0" w:type="dxa"/>
-          </w:tblCellMar>
-        </w:tblPrEx>
         <w:tc>
           <w:tcPr>
             <w:tcW w:w="1800" w:type="dxa"/>
@@ -25774,12 +24688,6 @@
         </w:tc>
       </w:tr>
       <w:tr>
-        <w:tblPrEx>
-          <w:tblCellMar>
-            <w:top w:w="0" w:type="dxa"/>
-            <w:bottom w:w="0" w:type="dxa"/>
-          </w:tblCellMar>
-        </w:tblPrEx>
         <w:tc>
           <w:tcPr>
             <w:tcW w:w="1800" w:type="dxa"/>
@@ -25937,12 +24845,6 @@
         <w:gridCol w:w="5660"/>
       </w:tblGrid>
       <w:tr>
-        <w:tblPrEx>
-          <w:tblCellMar>
-            <w:top w:w="0" w:type="dxa"/>
-            <w:bottom w:w="0" w:type="dxa"/>
-          </w:tblCellMar>
-        </w:tblPrEx>
         <w:tc>
           <w:tcPr>
             <w:tcW w:w="1800" w:type="dxa"/>
@@ -26059,12 +24961,6 @@
         </w:tc>
       </w:tr>
       <w:tr>
-        <w:tblPrEx>
-          <w:tblCellMar>
-            <w:top w:w="0" w:type="dxa"/>
-            <w:bottom w:w="0" w:type="dxa"/>
-          </w:tblCellMar>
-        </w:tblPrEx>
         <w:tc>
           <w:tcPr>
             <w:tcW w:w="1800" w:type="dxa"/>
@@ -26172,12 +25068,6 @@
         </w:tc>
       </w:tr>
       <w:tr>
-        <w:tblPrEx>
-          <w:tblCellMar>
-            <w:top w:w="0" w:type="dxa"/>
-            <w:bottom w:w="0" w:type="dxa"/>
-          </w:tblCellMar>
-        </w:tblPrEx>
         <w:tc>
           <w:tcPr>
             <w:tcW w:w="1800" w:type="dxa"/>
@@ -26285,12 +25175,6 @@
         </w:tc>
       </w:tr>
       <w:tr>
-        <w:tblPrEx>
-          <w:tblCellMar>
-            <w:top w:w="0" w:type="dxa"/>
-            <w:bottom w:w="0" w:type="dxa"/>
-          </w:tblCellMar>
-        </w:tblPrEx>
         <w:tc>
           <w:tcPr>
             <w:tcW w:w="1800" w:type="dxa"/>
@@ -26398,12 +25282,6 @@
         </w:tc>
       </w:tr>
       <w:tr>
-        <w:tblPrEx>
-          <w:tblCellMar>
-            <w:top w:w="0" w:type="dxa"/>
-            <w:bottom w:w="0" w:type="dxa"/>
-          </w:tblCellMar>
-        </w:tblPrEx>
         <w:tc>
           <w:tcPr>
             <w:tcW w:w="1800" w:type="dxa"/>
@@ -26511,12 +25389,6 @@
         </w:tc>
       </w:tr>
       <w:tr>
-        <w:tblPrEx>
-          <w:tblCellMar>
-            <w:top w:w="0" w:type="dxa"/>
-            <w:bottom w:w="0" w:type="dxa"/>
-          </w:tblCellMar>
-        </w:tblPrEx>
         <w:tc>
           <w:tcPr>
             <w:tcW w:w="1800" w:type="dxa"/>
@@ -26624,12 +25496,6 @@
         </w:tc>
       </w:tr>
       <w:tr>
-        <w:tblPrEx>
-          <w:tblCellMar>
-            <w:top w:w="0" w:type="dxa"/>
-            <w:bottom w:w="0" w:type="dxa"/>
-          </w:tblCellMar>
-        </w:tblPrEx>
         <w:tc>
           <w:tcPr>
             <w:tcW w:w="1800" w:type="dxa"/>
@@ -26737,12 +25603,6 @@
         </w:tc>
       </w:tr>
       <w:tr>
-        <w:tblPrEx>
-          <w:tblCellMar>
-            <w:top w:w="0" w:type="dxa"/>
-            <w:bottom w:w="0" w:type="dxa"/>
-          </w:tblCellMar>
-        </w:tblPrEx>
         <w:tc>
           <w:tcPr>
             <w:tcW w:w="1800" w:type="dxa"/>
@@ -26900,12 +25760,6 @@
         <w:gridCol w:w="5660"/>
       </w:tblGrid>
       <w:tr>
-        <w:tblPrEx>
-          <w:tblCellMar>
-            <w:top w:w="0" w:type="dxa"/>
-            <w:bottom w:w="0" w:type="dxa"/>
-          </w:tblCellMar>
-        </w:tblPrEx>
         <w:tc>
           <w:tcPr>
             <w:tcW w:w="1800" w:type="dxa"/>
@@ -27022,12 +25876,6 @@
         </w:tc>
       </w:tr>
       <w:tr>
-        <w:tblPrEx>
-          <w:tblCellMar>
-            <w:top w:w="0" w:type="dxa"/>
-            <w:bottom w:w="0" w:type="dxa"/>
-          </w:tblCellMar>
-        </w:tblPrEx>
         <w:tc>
           <w:tcPr>
             <w:tcW w:w="1800" w:type="dxa"/>
@@ -27135,12 +25983,6 @@
         </w:tc>
       </w:tr>
       <w:tr>
-        <w:tblPrEx>
-          <w:tblCellMar>
-            <w:top w:w="0" w:type="dxa"/>
-            <w:bottom w:w="0" w:type="dxa"/>
-          </w:tblCellMar>
-        </w:tblPrEx>
         <w:tc>
           <w:tcPr>
             <w:tcW w:w="1800" w:type="dxa"/>
@@ -27248,12 +26090,6 @@
         </w:tc>
       </w:tr>
       <w:tr>
-        <w:tblPrEx>
-          <w:tblCellMar>
-            <w:top w:w="0" w:type="dxa"/>
-            <w:bottom w:w="0" w:type="dxa"/>
-          </w:tblCellMar>
-        </w:tblPrEx>
         <w:tc>
           <w:tcPr>
             <w:tcW w:w="1800" w:type="dxa"/>
@@ -27361,12 +26197,6 @@
         </w:tc>
       </w:tr>
       <w:tr>
-        <w:tblPrEx>
-          <w:tblCellMar>
-            <w:top w:w="0" w:type="dxa"/>
-            <w:bottom w:w="0" w:type="dxa"/>
-          </w:tblCellMar>
-        </w:tblPrEx>
         <w:tc>
           <w:tcPr>
             <w:tcW w:w="1800" w:type="dxa"/>
@@ -27474,12 +26304,6 @@
         </w:tc>
       </w:tr>
       <w:tr>
-        <w:tblPrEx>
-          <w:tblCellMar>
-            <w:top w:w="0" w:type="dxa"/>
-            <w:bottom w:w="0" w:type="dxa"/>
-          </w:tblCellMar>
-        </w:tblPrEx>
         <w:tc>
           <w:tcPr>
             <w:tcW w:w="1800" w:type="dxa"/>
@@ -27587,12 +26411,6 @@
         </w:tc>
       </w:tr>
       <w:tr>
-        <w:tblPrEx>
-          <w:tblCellMar>
-            <w:top w:w="0" w:type="dxa"/>
-            <w:bottom w:w="0" w:type="dxa"/>
-          </w:tblCellMar>
-        </w:tblPrEx>
         <w:tc>
           <w:tcPr>
             <w:tcW w:w="1800" w:type="dxa"/>
@@ -27700,12 +26518,6 @@
         </w:tc>
       </w:tr>
       <w:tr>
-        <w:tblPrEx>
-          <w:tblCellMar>
-            <w:top w:w="0" w:type="dxa"/>
-            <w:bottom w:w="0" w:type="dxa"/>
-          </w:tblCellMar>
-        </w:tblPrEx>
         <w:tc>
           <w:tcPr>
             <w:tcW w:w="1800" w:type="dxa"/>
@@ -27880,12 +26692,6 @@
         <w:gridCol w:w="5494"/>
       </w:tblGrid>
       <w:tr>
-        <w:tblPrEx>
-          <w:tblCellMar>
-            <w:top w:w="0" w:type="dxa"/>
-            <w:bottom w:w="0" w:type="dxa"/>
-          </w:tblCellMar>
-        </w:tblPrEx>
         <w:tc>
           <w:tcPr>
             <w:tcW w:w="1800" w:type="dxa"/>
@@ -28002,12 +26808,6 @@
         </w:tc>
       </w:tr>
       <w:tr>
-        <w:tblPrEx>
-          <w:tblCellMar>
-            <w:top w:w="0" w:type="dxa"/>
-            <w:bottom w:w="0" w:type="dxa"/>
-          </w:tblCellMar>
-        </w:tblPrEx>
         <w:tc>
           <w:tcPr>
             <w:tcW w:w="1800" w:type="dxa"/>
@@ -28115,12 +26915,6 @@
         </w:tc>
       </w:tr>
       <w:tr>
-        <w:tblPrEx>
-          <w:tblCellMar>
-            <w:top w:w="0" w:type="dxa"/>
-            <w:bottom w:w="0" w:type="dxa"/>
-          </w:tblCellMar>
-        </w:tblPrEx>
         <w:tc>
           <w:tcPr>
             <w:tcW w:w="1800" w:type="dxa"/>
@@ -28228,12 +27022,6 @@
         </w:tc>
       </w:tr>
       <w:tr>
-        <w:tblPrEx>
-          <w:tblCellMar>
-            <w:top w:w="0" w:type="dxa"/>
-            <w:bottom w:w="0" w:type="dxa"/>
-          </w:tblCellMar>
-        </w:tblPrEx>
         <w:tc>
           <w:tcPr>
             <w:tcW w:w="1800" w:type="dxa"/>
@@ -28341,12 +27129,6 @@
         </w:tc>
       </w:tr>
       <w:tr>
-        <w:tblPrEx>
-          <w:tblCellMar>
-            <w:top w:w="0" w:type="dxa"/>
-            <w:bottom w:w="0" w:type="dxa"/>
-          </w:tblCellMar>
-        </w:tblPrEx>
         <w:tc>
           <w:tcPr>
             <w:tcW w:w="1800" w:type="dxa"/>
@@ -28454,12 +27236,6 @@
         </w:tc>
       </w:tr>
       <w:tr>
-        <w:tblPrEx>
-          <w:tblCellMar>
-            <w:top w:w="0" w:type="dxa"/>
-            <w:bottom w:w="0" w:type="dxa"/>
-          </w:tblCellMar>
-        </w:tblPrEx>
         <w:tc>
           <w:tcPr>
             <w:tcW w:w="1800" w:type="dxa"/>
@@ -28567,12 +27343,6 @@
         </w:tc>
       </w:tr>
       <w:tr>
-        <w:tblPrEx>
-          <w:tblCellMar>
-            <w:top w:w="0" w:type="dxa"/>
-            <w:bottom w:w="0" w:type="dxa"/>
-          </w:tblCellMar>
-        </w:tblPrEx>
         <w:tc>
           <w:tcPr>
             <w:tcW w:w="1800" w:type="dxa"/>
@@ -28680,12 +27450,6 @@
         </w:tc>
       </w:tr>
       <w:tr>
-        <w:tblPrEx>
-          <w:tblCellMar>
-            <w:top w:w="0" w:type="dxa"/>
-            <w:bottom w:w="0" w:type="dxa"/>
-          </w:tblCellMar>
-        </w:tblPrEx>
         <w:tc>
           <w:tcPr>
             <w:tcW w:w="1800" w:type="dxa"/>
@@ -28793,12 +27557,6 @@
         </w:tc>
       </w:tr>
       <w:tr>
-        <w:tblPrEx>
-          <w:tblCellMar>
-            <w:top w:w="0" w:type="dxa"/>
-            <w:bottom w:w="0" w:type="dxa"/>
-          </w:tblCellMar>
-        </w:tblPrEx>
         <w:tc>
           <w:tcPr>
             <w:tcW w:w="1800" w:type="dxa"/>
@@ -28906,12 +27664,6 @@
         </w:tc>
       </w:tr>
       <w:tr>
-        <w:tblPrEx>
-          <w:tblCellMar>
-            <w:top w:w="0" w:type="dxa"/>
-            <w:bottom w:w="0" w:type="dxa"/>
-          </w:tblCellMar>
-        </w:tblPrEx>
         <w:tc>
           <w:tcPr>
             <w:tcW w:w="1800" w:type="dxa"/>
@@ -29019,12 +27771,6 @@
         </w:tc>
       </w:tr>
       <w:tr>
-        <w:tblPrEx>
-          <w:tblCellMar>
-            <w:top w:w="0" w:type="dxa"/>
-            <w:bottom w:w="0" w:type="dxa"/>
-          </w:tblCellMar>
-        </w:tblPrEx>
         <w:tc>
           <w:tcPr>
             <w:tcW w:w="1800" w:type="dxa"/>
@@ -29132,12 +27878,6 @@
         </w:tc>
       </w:tr>
       <w:tr>
-        <w:tblPrEx>
-          <w:tblCellMar>
-            <w:top w:w="0" w:type="dxa"/>
-            <w:bottom w:w="0" w:type="dxa"/>
-          </w:tblCellMar>
-        </w:tblPrEx>
         <w:tc>
           <w:tcPr>
             <w:tcW w:w="1800" w:type="dxa"/>
@@ -29245,12 +27985,6 @@
         </w:tc>
       </w:tr>
       <w:tr>
-        <w:tblPrEx>
-          <w:tblCellMar>
-            <w:top w:w="0" w:type="dxa"/>
-            <w:bottom w:w="0" w:type="dxa"/>
-          </w:tblCellMar>
-        </w:tblPrEx>
         <w:tc>
           <w:tcPr>
             <w:tcW w:w="1800" w:type="dxa"/>
@@ -29408,12 +28142,6 @@
         <w:gridCol w:w="5660"/>
       </w:tblGrid>
       <w:tr>
-        <w:tblPrEx>
-          <w:tblCellMar>
-            <w:top w:w="0" w:type="dxa"/>
-            <w:bottom w:w="0" w:type="dxa"/>
-          </w:tblCellMar>
-        </w:tblPrEx>
         <w:tc>
           <w:tcPr>
             <w:tcW w:w="1800" w:type="dxa"/>
@@ -29530,12 +28258,6 @@
         </w:tc>
       </w:tr>
       <w:tr>
-        <w:tblPrEx>
-          <w:tblCellMar>
-            <w:top w:w="0" w:type="dxa"/>
-            <w:bottom w:w="0" w:type="dxa"/>
-          </w:tblCellMar>
-        </w:tblPrEx>
         <w:tc>
           <w:tcPr>
             <w:tcW w:w="1800" w:type="dxa"/>
@@ -29643,12 +28365,6 @@
         </w:tc>
       </w:tr>
       <w:tr>
-        <w:tblPrEx>
-          <w:tblCellMar>
-            <w:top w:w="0" w:type="dxa"/>
-            <w:bottom w:w="0" w:type="dxa"/>
-          </w:tblCellMar>
-        </w:tblPrEx>
         <w:tc>
           <w:tcPr>
             <w:tcW w:w="1800" w:type="dxa"/>
@@ -29756,12 +28472,6 @@
         </w:tc>
       </w:tr>
       <w:tr>
-        <w:tblPrEx>
-          <w:tblCellMar>
-            <w:top w:w="0" w:type="dxa"/>
-            <w:bottom w:w="0" w:type="dxa"/>
-          </w:tblCellMar>
-        </w:tblPrEx>
         <w:tc>
           <w:tcPr>
             <w:tcW w:w="1800" w:type="dxa"/>
@@ -29869,12 +28579,6 @@
         </w:tc>
       </w:tr>
       <w:tr>
-        <w:tblPrEx>
-          <w:tblCellMar>
-            <w:top w:w="0" w:type="dxa"/>
-            <w:bottom w:w="0" w:type="dxa"/>
-          </w:tblCellMar>
-        </w:tblPrEx>
         <w:tc>
           <w:tcPr>
             <w:tcW w:w="1800" w:type="dxa"/>
@@ -29982,12 +28686,6 @@
         </w:tc>
       </w:tr>
       <w:tr>
-        <w:tblPrEx>
-          <w:tblCellMar>
-            <w:top w:w="0" w:type="dxa"/>
-            <w:bottom w:w="0" w:type="dxa"/>
-          </w:tblCellMar>
-        </w:tblPrEx>
         <w:tc>
           <w:tcPr>
             <w:tcW w:w="1800" w:type="dxa"/>
@@ -30095,12 +28793,6 @@
         </w:tc>
       </w:tr>
       <w:tr>
-        <w:tblPrEx>
-          <w:tblCellMar>
-            <w:top w:w="0" w:type="dxa"/>
-            <w:bottom w:w="0" w:type="dxa"/>
-          </w:tblCellMar>
-        </w:tblPrEx>
         <w:tc>
           <w:tcPr>
             <w:tcW w:w="1800" w:type="dxa"/>
@@ -30208,12 +28900,6 @@
         </w:tc>
       </w:tr>
       <w:tr>
-        <w:tblPrEx>
-          <w:tblCellMar>
-            <w:top w:w="0" w:type="dxa"/>
-            <w:bottom w:w="0" w:type="dxa"/>
-          </w:tblCellMar>
-        </w:tblPrEx>
         <w:tc>
           <w:tcPr>
             <w:tcW w:w="1800" w:type="dxa"/>
@@ -30371,12 +29057,6 @@
         <w:gridCol w:w="5660"/>
       </w:tblGrid>
       <w:tr>
-        <w:tblPrEx>
-          <w:tblCellMar>
-            <w:top w:w="0" w:type="dxa"/>
-            <w:bottom w:w="0" w:type="dxa"/>
-          </w:tblCellMar>
-        </w:tblPrEx>
         <w:tc>
           <w:tcPr>
             <w:tcW w:w="1800" w:type="dxa"/>
@@ -30493,12 +29173,6 @@
         </w:tc>
       </w:tr>
       <w:tr>
-        <w:tblPrEx>
-          <w:tblCellMar>
-            <w:top w:w="0" w:type="dxa"/>
-            <w:bottom w:w="0" w:type="dxa"/>
-          </w:tblCellMar>
-        </w:tblPrEx>
         <w:tc>
           <w:tcPr>
             <w:tcW w:w="1800" w:type="dxa"/>
@@ -30606,12 +29280,6 @@
         </w:tc>
       </w:tr>
       <w:tr>
-        <w:tblPrEx>
-          <w:tblCellMar>
-            <w:top w:w="0" w:type="dxa"/>
-            <w:bottom w:w="0" w:type="dxa"/>
-          </w:tblCellMar>
-        </w:tblPrEx>
         <w:tc>
           <w:tcPr>
             <w:tcW w:w="1800" w:type="dxa"/>
@@ -30719,12 +29387,6 @@
         </w:tc>
       </w:tr>
       <w:tr>
-        <w:tblPrEx>
-          <w:tblCellMar>
-            <w:top w:w="0" w:type="dxa"/>
-            <w:bottom w:w="0" w:type="dxa"/>
-          </w:tblCellMar>
-        </w:tblPrEx>
         <w:tc>
           <w:tcPr>
             <w:tcW w:w="1800" w:type="dxa"/>
@@ -30832,12 +29494,6 @@
         </w:tc>
       </w:tr>
       <w:tr>
-        <w:tblPrEx>
-          <w:tblCellMar>
-            <w:top w:w="0" w:type="dxa"/>
-            <w:bottom w:w="0" w:type="dxa"/>
-          </w:tblCellMar>
-        </w:tblPrEx>
         <w:tc>
           <w:tcPr>
             <w:tcW w:w="1800" w:type="dxa"/>
@@ -30945,12 +29601,6 @@
         </w:tc>
       </w:tr>
       <w:tr>
-        <w:tblPrEx>
-          <w:tblCellMar>
-            <w:top w:w="0" w:type="dxa"/>
-            <w:bottom w:w="0" w:type="dxa"/>
-          </w:tblCellMar>
-        </w:tblPrEx>
         <w:tc>
           <w:tcPr>
             <w:tcW w:w="1800" w:type="dxa"/>
@@ -31058,12 +29708,6 @@
         </w:tc>
       </w:tr>
       <w:tr>
-        <w:tblPrEx>
-          <w:tblCellMar>
-            <w:top w:w="0" w:type="dxa"/>
-            <w:bottom w:w="0" w:type="dxa"/>
-          </w:tblCellMar>
-        </w:tblPrEx>
         <w:tc>
           <w:tcPr>
             <w:tcW w:w="1800" w:type="dxa"/>
@@ -31171,12 +29815,6 @@
         </w:tc>
       </w:tr>
       <w:tr>
-        <w:tblPrEx>
-          <w:tblCellMar>
-            <w:top w:w="0" w:type="dxa"/>
-            <w:bottom w:w="0" w:type="dxa"/>
-          </w:tblCellMar>
-        </w:tblPrEx>
         <w:tc>
           <w:tcPr>
             <w:tcW w:w="1800" w:type="dxa"/>
@@ -31284,12 +29922,6 @@
         </w:tc>
       </w:tr>
       <w:tr>
-        <w:tblPrEx>
-          <w:tblCellMar>
-            <w:top w:w="0" w:type="dxa"/>
-            <w:bottom w:w="0" w:type="dxa"/>
-          </w:tblCellMar>
-        </w:tblPrEx>
         <w:tc>
           <w:tcPr>
             <w:tcW w:w="1800" w:type="dxa"/>
@@ -31397,12 +30029,6 @@
         </w:tc>
       </w:tr>
       <w:tr>
-        <w:tblPrEx>
-          <w:tblCellMar>
-            <w:top w:w="0" w:type="dxa"/>
-            <w:bottom w:w="0" w:type="dxa"/>
-          </w:tblCellMar>
-        </w:tblPrEx>
         <w:tc>
           <w:tcPr>
             <w:tcW w:w="1800" w:type="dxa"/>
@@ -31510,12 +30136,6 @@
         </w:tc>
       </w:tr>
       <w:tr>
-        <w:tblPrEx>
-          <w:tblCellMar>
-            <w:top w:w="0" w:type="dxa"/>
-            <w:bottom w:w="0" w:type="dxa"/>
-          </w:tblCellMar>
-        </w:tblPrEx>
         <w:tc>
           <w:tcPr>
             <w:tcW w:w="1800" w:type="dxa"/>
@@ -31690,12 +30310,6 @@
         <w:gridCol w:w="5256"/>
       </w:tblGrid>
       <w:tr>
-        <w:tblPrEx>
-          <w:tblCellMar>
-            <w:top w:w="0" w:type="dxa"/>
-            <w:bottom w:w="0" w:type="dxa"/>
-          </w:tblCellMar>
-        </w:tblPrEx>
         <w:tc>
           <w:tcPr>
             <w:tcW w:w="1800" w:type="dxa"/>
@@ -31812,12 +30426,6 @@
         </w:tc>
       </w:tr>
       <w:tr>
-        <w:tblPrEx>
-          <w:tblCellMar>
-            <w:top w:w="0" w:type="dxa"/>
-            <w:bottom w:w="0" w:type="dxa"/>
-          </w:tblCellMar>
-        </w:tblPrEx>
         <w:tc>
           <w:tcPr>
             <w:tcW w:w="1800" w:type="dxa"/>
@@ -31925,12 +30533,6 @@
         </w:tc>
       </w:tr>
       <w:tr>
-        <w:tblPrEx>
-          <w:tblCellMar>
-            <w:top w:w="0" w:type="dxa"/>
-            <w:bottom w:w="0" w:type="dxa"/>
-          </w:tblCellMar>
-        </w:tblPrEx>
         <w:tc>
           <w:tcPr>
             <w:tcW w:w="1800" w:type="dxa"/>
@@ -32038,12 +30640,6 @@
         </w:tc>
       </w:tr>
       <w:tr>
-        <w:tblPrEx>
-          <w:tblCellMar>
-            <w:top w:w="0" w:type="dxa"/>
-            <w:bottom w:w="0" w:type="dxa"/>
-          </w:tblCellMar>
-        </w:tblPrEx>
         <w:tc>
           <w:tcPr>
             <w:tcW w:w="1800" w:type="dxa"/>
@@ -32151,12 +30747,6 @@
         </w:tc>
       </w:tr>
       <w:tr>
-        <w:tblPrEx>
-          <w:tblCellMar>
-            <w:top w:w="0" w:type="dxa"/>
-            <w:bottom w:w="0" w:type="dxa"/>
-          </w:tblCellMar>
-        </w:tblPrEx>
         <w:tc>
           <w:tcPr>
             <w:tcW w:w="1800" w:type="dxa"/>
@@ -32264,12 +30854,6 @@
         </w:tc>
       </w:tr>
       <w:tr>
-        <w:tblPrEx>
-          <w:tblCellMar>
-            <w:top w:w="0" w:type="dxa"/>
-            <w:bottom w:w="0" w:type="dxa"/>
-          </w:tblCellMar>
-        </w:tblPrEx>
         <w:tc>
           <w:tcPr>
             <w:tcW w:w="1800" w:type="dxa"/>
@@ -32377,12 +30961,6 @@
         </w:tc>
       </w:tr>
       <w:tr>
-        <w:tblPrEx>
-          <w:tblCellMar>
-            <w:top w:w="0" w:type="dxa"/>
-            <w:bottom w:w="0" w:type="dxa"/>
-          </w:tblCellMar>
-        </w:tblPrEx>
         <w:tc>
           <w:tcPr>
             <w:tcW w:w="1800" w:type="dxa"/>
@@ -32490,12 +31068,6 @@
         </w:tc>
       </w:tr>
       <w:tr>
-        <w:tblPrEx>
-          <w:tblCellMar>
-            <w:top w:w="0" w:type="dxa"/>
-            <w:bottom w:w="0" w:type="dxa"/>
-          </w:tblCellMar>
-        </w:tblPrEx>
         <w:tc>
           <w:tcPr>
             <w:tcW w:w="1800" w:type="dxa"/>
@@ -32603,12 +31175,6 @@
         </w:tc>
       </w:tr>
       <w:tr>
-        <w:tblPrEx>
-          <w:tblCellMar>
-            <w:top w:w="0" w:type="dxa"/>
-            <w:bottom w:w="0" w:type="dxa"/>
-          </w:tblCellMar>
-        </w:tblPrEx>
         <w:tc>
           <w:tcPr>
             <w:tcW w:w="1800" w:type="dxa"/>
@@ -32716,12 +31282,6 @@
         </w:tc>
       </w:tr>
       <w:tr>
-        <w:tblPrEx>
-          <w:tblCellMar>
-            <w:top w:w="0" w:type="dxa"/>
-            <w:bottom w:w="0" w:type="dxa"/>
-          </w:tblCellMar>
-        </w:tblPrEx>
         <w:tc>
           <w:tcPr>
             <w:tcW w:w="1800" w:type="dxa"/>
@@ -32829,12 +31389,6 @@
         </w:tc>
       </w:tr>
       <w:tr>
-        <w:tblPrEx>
-          <w:tblCellMar>
-            <w:top w:w="0" w:type="dxa"/>
-            <w:bottom w:w="0" w:type="dxa"/>
-          </w:tblCellMar>
-        </w:tblPrEx>
         <w:tc>
           <w:tcPr>
             <w:tcW w:w="1800" w:type="dxa"/>
@@ -32942,12 +31496,6 @@
         </w:tc>
       </w:tr>
       <w:tr>
-        <w:tblPrEx>
-          <w:tblCellMar>
-            <w:top w:w="0" w:type="dxa"/>
-            <w:bottom w:w="0" w:type="dxa"/>
-          </w:tblCellMar>
-        </w:tblPrEx>
         <w:tc>
           <w:tcPr>
             <w:tcW w:w="1800" w:type="dxa"/>
@@ -33055,12 +31603,6 @@
         </w:tc>
       </w:tr>
       <w:tr>
-        <w:tblPrEx>
-          <w:tblCellMar>
-            <w:top w:w="0" w:type="dxa"/>
-            <w:bottom w:w="0" w:type="dxa"/>
-          </w:tblCellMar>
-        </w:tblPrEx>
         <w:tc>
           <w:tcPr>
             <w:tcW w:w="1800" w:type="dxa"/>
@@ -33168,12 +31710,6 @@
         </w:tc>
       </w:tr>
       <w:tr>
-        <w:tblPrEx>
-          <w:tblCellMar>
-            <w:top w:w="0" w:type="dxa"/>
-            <w:bottom w:w="0" w:type="dxa"/>
-          </w:tblCellMar>
-        </w:tblPrEx>
         <w:tc>
           <w:tcPr>
             <w:tcW w:w="1800" w:type="dxa"/>
@@ -33281,12 +31817,6 @@
         </w:tc>
       </w:tr>
       <w:tr>
-        <w:tblPrEx>
-          <w:tblCellMar>
-            <w:top w:w="0" w:type="dxa"/>
-            <w:bottom w:w="0" w:type="dxa"/>
-          </w:tblCellMar>
-        </w:tblPrEx>
         <w:tc>
           <w:tcPr>
             <w:tcW w:w="1800" w:type="dxa"/>
@@ -33444,12 +31974,6 @@
         <w:gridCol w:w="5404"/>
       </w:tblGrid>
       <w:tr>
-        <w:tblPrEx>
-          <w:tblCellMar>
-            <w:top w:w="0" w:type="dxa"/>
-            <w:bottom w:w="0" w:type="dxa"/>
-          </w:tblCellMar>
-        </w:tblPrEx>
         <w:tc>
           <w:tcPr>
             <w:tcW w:w="1800" w:type="dxa"/>
@@ -33566,12 +32090,6 @@
         </w:tc>
       </w:tr>
       <w:tr>
-        <w:tblPrEx>
-          <w:tblCellMar>
-            <w:top w:w="0" w:type="dxa"/>
-            <w:bottom w:w="0" w:type="dxa"/>
-          </w:tblCellMar>
-        </w:tblPrEx>
         <w:tc>
           <w:tcPr>
             <w:tcW w:w="1800" w:type="dxa"/>
@@ -33679,12 +32197,6 @@
         </w:tc>
       </w:tr>
       <w:tr>
-        <w:tblPrEx>
-          <w:tblCellMar>
-            <w:top w:w="0" w:type="dxa"/>
-            <w:bottom w:w="0" w:type="dxa"/>
-          </w:tblCellMar>
-        </w:tblPrEx>
         <w:tc>
           <w:tcPr>
             <w:tcW w:w="1800" w:type="dxa"/>
@@ -33792,12 +32304,6 @@
         </w:tc>
       </w:tr>
       <w:tr>
-        <w:tblPrEx>
-          <w:tblCellMar>
-            <w:top w:w="0" w:type="dxa"/>
-            <w:bottom w:w="0" w:type="dxa"/>
-          </w:tblCellMar>
-        </w:tblPrEx>
         <w:tc>
           <w:tcPr>
             <w:tcW w:w="1800" w:type="dxa"/>
@@ -33905,12 +32411,6 @@
         </w:tc>
       </w:tr>
       <w:tr>
-        <w:tblPrEx>
-          <w:tblCellMar>
-            <w:top w:w="0" w:type="dxa"/>
-            <w:bottom w:w="0" w:type="dxa"/>
-          </w:tblCellMar>
-        </w:tblPrEx>
         <w:tc>
           <w:tcPr>
             <w:tcW w:w="1800" w:type="dxa"/>
@@ -34018,12 +32518,6 @@
         </w:tc>
       </w:tr>
       <w:tr>
-        <w:tblPrEx>
-          <w:tblCellMar>
-            <w:top w:w="0" w:type="dxa"/>
-            <w:bottom w:w="0" w:type="dxa"/>
-          </w:tblCellMar>
-        </w:tblPrEx>
         <w:tc>
           <w:tcPr>
             <w:tcW w:w="1800" w:type="dxa"/>
@@ -34131,12 +32625,6 @@
         </w:tc>
       </w:tr>
       <w:tr>
-        <w:tblPrEx>
-          <w:tblCellMar>
-            <w:top w:w="0" w:type="dxa"/>
-            <w:bottom w:w="0" w:type="dxa"/>
-          </w:tblCellMar>
-        </w:tblPrEx>
         <w:tc>
           <w:tcPr>
             <w:tcW w:w="1800" w:type="dxa"/>
@@ -34244,12 +32732,6 @@
         </w:tc>
       </w:tr>
       <w:tr>
-        <w:tblPrEx>
-          <w:tblCellMar>
-            <w:top w:w="0" w:type="dxa"/>
-            <w:bottom w:w="0" w:type="dxa"/>
-          </w:tblCellMar>
-        </w:tblPrEx>
         <w:tc>
           <w:tcPr>
             <w:tcW w:w="1800" w:type="dxa"/>
@@ -34357,12 +32839,6 @@
         </w:tc>
       </w:tr>
       <w:tr>
-        <w:tblPrEx>
-          <w:tblCellMar>
-            <w:top w:w="0" w:type="dxa"/>
-            <w:bottom w:w="0" w:type="dxa"/>
-          </w:tblCellMar>
-        </w:tblPrEx>
         <w:tc>
           <w:tcPr>
             <w:tcW w:w="1800" w:type="dxa"/>
@@ -34470,12 +32946,6 @@
         </w:tc>
       </w:tr>
       <w:tr>
-        <w:tblPrEx>
-          <w:tblCellMar>
-            <w:top w:w="0" w:type="dxa"/>
-            <w:bottom w:w="0" w:type="dxa"/>
-          </w:tblCellMar>
-        </w:tblPrEx>
         <w:tc>
           <w:tcPr>
             <w:tcW w:w="1800" w:type="dxa"/>
@@ -34583,12 +33053,6 @@
         </w:tc>
       </w:tr>
       <w:tr>
-        <w:tblPrEx>
-          <w:tblCellMar>
-            <w:top w:w="0" w:type="dxa"/>
-            <w:bottom w:w="0" w:type="dxa"/>
-          </w:tblCellMar>
-        </w:tblPrEx>
         <w:tc>
           <w:tcPr>
             <w:tcW w:w="1800" w:type="dxa"/>
@@ -34696,12 +33160,6 @@
         </w:tc>
       </w:tr>
       <w:tr>
-        <w:tblPrEx>
-          <w:tblCellMar>
-            <w:top w:w="0" w:type="dxa"/>
-            <w:bottom w:w="0" w:type="dxa"/>
-          </w:tblCellMar>
-        </w:tblPrEx>
         <w:tc>
           <w:tcPr>
             <w:tcW w:w="1800" w:type="dxa"/>
@@ -34809,12 +33267,6 @@
         </w:tc>
       </w:tr>
       <w:tr>
-        <w:tblPrEx>
-          <w:tblCellMar>
-            <w:top w:w="0" w:type="dxa"/>
-            <w:bottom w:w="0" w:type="dxa"/>
-          </w:tblCellMar>
-        </w:tblPrEx>
         <w:tc>
           <w:tcPr>
             <w:tcW w:w="1800" w:type="dxa"/>
@@ -34972,12 +33424,6 @@
         <w:gridCol w:w="3960"/>
       </w:tblGrid>
       <w:tr>
-        <w:tblPrEx>
-          <w:tblCellMar>
-            <w:top w:w="0" w:type="dxa"/>
-            <w:bottom w:w="0" w:type="dxa"/>
-          </w:tblCellMar>
-        </w:tblPrEx>
         <w:tc>
           <w:tcPr>
             <w:tcW w:w="2400" w:type="dxa"/>
@@ -35094,12 +33540,6 @@
         </w:tc>
       </w:tr>
       <w:tr>
-        <w:tblPrEx>
-          <w:tblCellMar>
-            <w:top w:w="0" w:type="dxa"/>
-            <w:bottom w:w="0" w:type="dxa"/>
-          </w:tblCellMar>
-        </w:tblPrEx>
         <w:tc>
           <w:tcPr>
             <w:tcW w:w="2400" w:type="dxa"/>
@@ -35204,12 +33644,6 @@
         </w:tc>
       </w:tr>
       <w:tr>
-        <w:tblPrEx>
-          <w:tblCellMar>
-            <w:top w:w="0" w:type="dxa"/>
-            <w:bottom w:w="0" w:type="dxa"/>
-          </w:tblCellMar>
-        </w:tblPrEx>
         <w:tc>
           <w:tcPr>
             <w:tcW w:w="2400" w:type="dxa"/>
@@ -35314,12 +33748,6 @@
         </w:tc>
       </w:tr>
       <w:tr>
-        <w:tblPrEx>
-          <w:tblCellMar>
-            <w:top w:w="0" w:type="dxa"/>
-            <w:bottom w:w="0" w:type="dxa"/>
-          </w:tblCellMar>
-        </w:tblPrEx>
         <w:tc>
           <w:tcPr>
             <w:tcW w:w="2400" w:type="dxa"/>
@@ -35424,12 +33852,6 @@
         </w:tc>
       </w:tr>
       <w:tr>
-        <w:tblPrEx>
-          <w:tblCellMar>
-            <w:top w:w="0" w:type="dxa"/>
-            <w:bottom w:w="0" w:type="dxa"/>
-          </w:tblCellMar>
-        </w:tblPrEx>
         <w:tc>
           <w:tcPr>
             <w:tcW w:w="2400" w:type="dxa"/>
@@ -35534,12 +33956,6 @@
         </w:tc>
       </w:tr>
       <w:tr>
-        <w:tblPrEx>
-          <w:tblCellMar>
-            <w:top w:w="0" w:type="dxa"/>
-            <w:bottom w:w="0" w:type="dxa"/>
-          </w:tblCellMar>
-        </w:tblPrEx>
         <w:tc>
           <w:tcPr>
             <w:tcW w:w="2400" w:type="dxa"/>
@@ -35644,12 +34060,6 @@
         </w:tc>
       </w:tr>
       <w:tr>
-        <w:tblPrEx>
-          <w:tblCellMar>
-            <w:top w:w="0" w:type="dxa"/>
-            <w:bottom w:w="0" w:type="dxa"/>
-          </w:tblCellMar>
-        </w:tblPrEx>
         <w:tc>
           <w:tcPr>
             <w:tcW w:w="2400" w:type="dxa"/>
@@ -35754,12 +34164,6 @@
         </w:tc>
       </w:tr>
       <w:tr>
-        <w:tblPrEx>
-          <w:tblCellMar>
-            <w:top w:w="0" w:type="dxa"/>
-            <w:bottom w:w="0" w:type="dxa"/>
-          </w:tblCellMar>
-        </w:tblPrEx>
         <w:tc>
           <w:tcPr>
             <w:tcW w:w="2400" w:type="dxa"/>
@@ -35864,12 +34268,6 @@
         </w:tc>
       </w:tr>
       <w:tr>
-        <w:tblPrEx>
-          <w:tblCellMar>
-            <w:top w:w="0" w:type="dxa"/>
-            <w:bottom w:w="0" w:type="dxa"/>
-          </w:tblCellMar>
-        </w:tblPrEx>
         <w:tc>
           <w:tcPr>
             <w:tcW w:w="2400" w:type="dxa"/>
@@ -35974,12 +34372,6 @@
         </w:tc>
       </w:tr>
       <w:tr>
-        <w:tblPrEx>
-          <w:tblCellMar>
-            <w:top w:w="0" w:type="dxa"/>
-            <w:bottom w:w="0" w:type="dxa"/>
-          </w:tblCellMar>
-        </w:tblPrEx>
         <w:tc>
           <w:tcPr>
             <w:tcW w:w="2400" w:type="dxa"/>
@@ -36084,12 +34476,6 @@
         </w:tc>
       </w:tr>
       <w:tr>
-        <w:tblPrEx>
-          <w:tblCellMar>
-            <w:top w:w="0" w:type="dxa"/>
-            <w:bottom w:w="0" w:type="dxa"/>
-          </w:tblCellMar>
-        </w:tblPrEx>
         <w:tc>
           <w:tcPr>
             <w:tcW w:w="2400" w:type="dxa"/>
@@ -36194,12 +34580,6 @@
         </w:tc>
       </w:tr>
       <w:tr>
-        <w:tblPrEx>
-          <w:tblCellMar>
-            <w:top w:w="0" w:type="dxa"/>
-            <w:bottom w:w="0" w:type="dxa"/>
-          </w:tblCellMar>
-        </w:tblPrEx>
         <w:tc>
           <w:tcPr>
             <w:tcW w:w="2400" w:type="dxa"/>
@@ -36304,12 +34684,6 @@
         </w:tc>
       </w:tr>
       <w:tr>
-        <w:tblPrEx>
-          <w:tblCellMar>
-            <w:top w:w="0" w:type="dxa"/>
-            <w:bottom w:w="0" w:type="dxa"/>
-          </w:tblCellMar>
-        </w:tblPrEx>
         <w:tc>
           <w:tcPr>
             <w:tcW w:w="2400" w:type="dxa"/>
@@ -36414,12 +34788,6 @@
         </w:tc>
       </w:tr>
       <w:tr>
-        <w:tblPrEx>
-          <w:tblCellMar>
-            <w:top w:w="0" w:type="dxa"/>
-            <w:bottom w:w="0" w:type="dxa"/>
-          </w:tblCellMar>
-        </w:tblPrEx>
         <w:tc>
           <w:tcPr>
             <w:tcW w:w="2400" w:type="dxa"/>
@@ -36524,12 +34892,6 @@
         </w:tc>
       </w:tr>
       <w:tr>
-        <w:tblPrEx>
-          <w:tblCellMar>
-            <w:top w:w="0" w:type="dxa"/>
-            <w:bottom w:w="0" w:type="dxa"/>
-          </w:tblCellMar>
-        </w:tblPrEx>
         <w:tc>
           <w:tcPr>
             <w:tcW w:w="2400" w:type="dxa"/>
@@ -36634,12 +34996,6 @@
         </w:tc>
       </w:tr>
       <w:tr>
-        <w:tblPrEx>
-          <w:tblCellMar>
-            <w:top w:w="0" w:type="dxa"/>
-            <w:bottom w:w="0" w:type="dxa"/>
-          </w:tblCellMar>
-        </w:tblPrEx>
         <w:tc>
           <w:tcPr>
             <w:tcW w:w="2400" w:type="dxa"/>
@@ -36744,12 +35100,6 @@
         </w:tc>
       </w:tr>
       <w:tr>
-        <w:tblPrEx>
-          <w:tblCellMar>
-            <w:top w:w="0" w:type="dxa"/>
-            <w:bottom w:w="0" w:type="dxa"/>
-          </w:tblCellMar>
-        </w:tblPrEx>
         <w:tc>
           <w:tcPr>
             <w:tcW w:w="2400" w:type="dxa"/>
@@ -36967,12 +35317,6 @@
         <w:gridCol w:w="1960"/>
       </w:tblGrid>
       <w:tr>
-        <w:tblPrEx>
-          <w:tblCellMar>
-            <w:top w:w="0" w:type="dxa"/>
-            <w:bottom w:w="0" w:type="dxa"/>
-          </w:tblCellMar>
-        </w:tblPrEx>
         <w:tc>
           <w:tcPr>
             <w:tcW w:w="2800" w:type="dxa"/>
@@ -37127,12 +35471,6 @@
         </w:tc>
       </w:tr>
       <w:tr>
-        <w:tblPrEx>
-          <w:tblCellMar>
-            <w:top w:w="0" w:type="dxa"/>
-            <w:bottom w:w="0" w:type="dxa"/>
-          </w:tblCellMar>
-        </w:tblPrEx>
         <w:tc>
           <w:tcPr>
             <w:tcW w:w="2800" w:type="dxa"/>
@@ -37271,12 +35609,6 @@
         </w:tc>
       </w:tr>
       <w:tr>
-        <w:tblPrEx>
-          <w:tblCellMar>
-            <w:top w:w="0" w:type="dxa"/>
-            <w:bottom w:w="0" w:type="dxa"/>
-          </w:tblCellMar>
-        </w:tblPrEx>
         <w:tc>
           <w:tcPr>
             <w:tcW w:w="2800" w:type="dxa"/>
@@ -37466,12 +35798,6 @@
         <w:gridCol w:w="1960"/>
       </w:tblGrid>
       <w:tr>
-        <w:tblPrEx>
-          <w:tblCellMar>
-            <w:top w:w="0" w:type="dxa"/>
-            <w:bottom w:w="0" w:type="dxa"/>
-          </w:tblCellMar>
-        </w:tblPrEx>
         <w:tc>
           <w:tcPr>
             <w:tcW w:w="2800" w:type="dxa"/>
@@ -37626,12 +35952,6 @@
         </w:tc>
       </w:tr>
       <w:tr>
-        <w:tblPrEx>
-          <w:tblCellMar>
-            <w:top w:w="0" w:type="dxa"/>
-            <w:bottom w:w="0" w:type="dxa"/>
-          </w:tblCellMar>
-        </w:tblPrEx>
         <w:tc>
           <w:tcPr>
             <w:tcW w:w="2800" w:type="dxa"/>
@@ -37770,12 +36090,6 @@
         </w:tc>
       </w:tr>
       <w:tr>
-        <w:tblPrEx>
-          <w:tblCellMar>
-            <w:top w:w="0" w:type="dxa"/>
-            <w:bottom w:w="0" w:type="dxa"/>
-          </w:tblCellMar>
-        </w:tblPrEx>
         <w:tc>
           <w:tcPr>
             <w:tcW w:w="2800" w:type="dxa"/>
@@ -37965,12 +36279,6 @@
         <w:gridCol w:w="1960"/>
       </w:tblGrid>
       <w:tr>
-        <w:tblPrEx>
-          <w:tblCellMar>
-            <w:top w:w="0" w:type="dxa"/>
-            <w:bottom w:w="0" w:type="dxa"/>
-          </w:tblCellMar>
-        </w:tblPrEx>
         <w:tc>
           <w:tcPr>
             <w:tcW w:w="2800" w:type="dxa"/>
@@ -38125,12 +36433,6 @@
         </w:tc>
       </w:tr>
       <w:tr>
-        <w:tblPrEx>
-          <w:tblCellMar>
-            <w:top w:w="0" w:type="dxa"/>
-            <w:bottom w:w="0" w:type="dxa"/>
-          </w:tblCellMar>
-        </w:tblPrEx>
         <w:tc>
           <w:tcPr>
             <w:tcW w:w="2800" w:type="dxa"/>
@@ -38269,12 +36571,6 @@
         </w:tc>
       </w:tr>
       <w:tr>
-        <w:tblPrEx>
-          <w:tblCellMar>
-            <w:top w:w="0" w:type="dxa"/>
-            <w:bottom w:w="0" w:type="dxa"/>
-          </w:tblCellMar>
-        </w:tblPrEx>
         <w:tc>
           <w:tcPr>
             <w:tcW w:w="2800" w:type="dxa"/>
@@ -38413,12 +36709,6 @@
         </w:tc>
       </w:tr>
       <w:tr>
-        <w:tblPrEx>
-          <w:tblCellMar>
-            <w:top w:w="0" w:type="dxa"/>
-            <w:bottom w:w="0" w:type="dxa"/>
-          </w:tblCellMar>
-        </w:tblPrEx>
         <w:tc>
           <w:tcPr>
             <w:tcW w:w="2800" w:type="dxa"/>
@@ -38608,12 +36898,6 @@
         <w:gridCol w:w="1960"/>
       </w:tblGrid>
       <w:tr>
-        <w:tblPrEx>
-          <w:tblCellMar>
-            <w:top w:w="0" w:type="dxa"/>
-            <w:bottom w:w="0" w:type="dxa"/>
-          </w:tblCellMar>
-        </w:tblPrEx>
         <w:tc>
           <w:tcPr>
             <w:tcW w:w="2800" w:type="dxa"/>
@@ -38768,12 +37052,6 @@
         </w:tc>
       </w:tr>
       <w:tr>
-        <w:tblPrEx>
-          <w:tblCellMar>
-            <w:top w:w="0" w:type="dxa"/>
-            <w:bottom w:w="0" w:type="dxa"/>
-          </w:tblCellMar>
-        </w:tblPrEx>
         <w:tc>
           <w:tcPr>
             <w:tcW w:w="2800" w:type="dxa"/>
@@ -38912,12 +37190,6 @@
         </w:tc>
       </w:tr>
       <w:tr>
-        <w:tblPrEx>
-          <w:tblCellMar>
-            <w:top w:w="0" w:type="dxa"/>
-            <w:bottom w:w="0" w:type="dxa"/>
-          </w:tblCellMar>
-        </w:tblPrEx>
         <w:tc>
           <w:tcPr>
             <w:tcW w:w="2800" w:type="dxa"/>
@@ -39171,12 +37443,6 @@
         <w:gridCol w:w="1341"/>
       </w:tblGrid>
       <w:tr>
-        <w:tblPrEx>
-          <w:tblCellMar>
-            <w:top w:w="0" w:type="dxa"/>
-            <w:bottom w:w="0" w:type="dxa"/>
-          </w:tblCellMar>
-        </w:tblPrEx>
         <w:tc>
           <w:tcPr>
             <w:tcW w:w="400" w:type="dxa"/>
@@ -39407,12 +37673,6 @@
         </w:tc>
       </w:tr>
       <w:tr>
-        <w:tblPrEx>
-          <w:tblCellMar>
-            <w:top w:w="0" w:type="dxa"/>
-            <w:bottom w:w="0" w:type="dxa"/>
-          </w:tblCellMar>
-        </w:tblPrEx>
         <w:tc>
           <w:tcPr>
             <w:tcW w:w="400" w:type="dxa"/>
@@ -39625,12 +37885,6 @@
         </w:tc>
       </w:tr>
       <w:tr>
-        <w:tblPrEx>
-          <w:tblCellMar>
-            <w:top w:w="0" w:type="dxa"/>
-            <w:bottom w:w="0" w:type="dxa"/>
-          </w:tblCellMar>
-        </w:tblPrEx>
         <w:tc>
           <w:tcPr>
             <w:tcW w:w="400" w:type="dxa"/>
@@ -39843,12 +38097,6 @@
         </w:tc>
       </w:tr>
       <w:tr>
-        <w:tblPrEx>
-          <w:tblCellMar>
-            <w:top w:w="0" w:type="dxa"/>
-            <w:bottom w:w="0" w:type="dxa"/>
-          </w:tblCellMar>
-        </w:tblPrEx>
         <w:tc>
           <w:tcPr>
             <w:tcW w:w="400" w:type="dxa"/>
@@ -40061,12 +38309,6 @@
         </w:tc>
       </w:tr>
       <w:tr>
-        <w:tblPrEx>
-          <w:tblCellMar>
-            <w:top w:w="0" w:type="dxa"/>
-            <w:bottom w:w="0" w:type="dxa"/>
-          </w:tblCellMar>
-        </w:tblPrEx>
         <w:tc>
           <w:tcPr>
             <w:tcW w:w="400" w:type="dxa"/>
@@ -40279,12 +38521,6 @@
         </w:tc>
       </w:tr>
       <w:tr>
-        <w:tblPrEx>
-          <w:tblCellMar>
-            <w:top w:w="0" w:type="dxa"/>
-            <w:bottom w:w="0" w:type="dxa"/>
-          </w:tblCellMar>
-        </w:tblPrEx>
         <w:tc>
           <w:tcPr>
             <w:tcW w:w="400" w:type="dxa"/>
@@ -40548,12 +38784,6 @@
         <w:gridCol w:w="2160"/>
       </w:tblGrid>
       <w:tr>
-        <w:tblPrEx>
-          <w:tblCellMar>
-            <w:top w:w="0" w:type="dxa"/>
-            <w:bottom w:w="0" w:type="dxa"/>
-          </w:tblCellMar>
-        </w:tblPrEx>
         <w:tc>
           <w:tcPr>
             <w:tcW w:w="2000" w:type="dxa"/>
@@ -40708,12 +38938,6 @@
         </w:tc>
       </w:tr>
       <w:tr>
-        <w:tblPrEx>
-          <w:tblCellMar>
-            <w:top w:w="0" w:type="dxa"/>
-            <w:bottom w:w="0" w:type="dxa"/>
-          </w:tblCellMar>
-        </w:tblPrEx>
         <w:tc>
           <w:tcPr>
             <w:tcW w:w="2000" w:type="dxa"/>
@@ -40852,12 +39076,6 @@
         </w:tc>
       </w:tr>
       <w:tr>
-        <w:tblPrEx>
-          <w:tblCellMar>
-            <w:top w:w="0" w:type="dxa"/>
-            <w:bottom w:w="0" w:type="dxa"/>
-          </w:tblCellMar>
-        </w:tblPrEx>
         <w:tc>
           <w:tcPr>
             <w:tcW w:w="2000" w:type="dxa"/>
@@ -40996,12 +39214,6 @@
         </w:tc>
       </w:tr>
       <w:tr>
-        <w:tblPrEx>
-          <w:tblCellMar>
-            <w:top w:w="0" w:type="dxa"/>
-            <w:bottom w:w="0" w:type="dxa"/>
-          </w:tblCellMar>
-        </w:tblPrEx>
         <w:tc>
           <w:tcPr>
             <w:tcW w:w="2000" w:type="dxa"/>
@@ -41140,12 +39352,6 @@
         </w:tc>
       </w:tr>
       <w:tr>
-        <w:tblPrEx>
-          <w:tblCellMar>
-            <w:top w:w="0" w:type="dxa"/>
-            <w:bottom w:w="0" w:type="dxa"/>
-          </w:tblCellMar>
-        </w:tblPrEx>
         <w:tc>
           <w:tcPr>
             <w:tcW w:w="2000" w:type="dxa"/>
@@ -41284,12 +39490,6 @@
         </w:tc>
       </w:tr>
       <w:tr>
-        <w:tblPrEx>
-          <w:tblCellMar>
-            <w:top w:w="0" w:type="dxa"/>
-            <w:bottom w:w="0" w:type="dxa"/>
-          </w:tblCellMar>
-        </w:tblPrEx>
         <w:tc>
           <w:tcPr>
             <w:tcW w:w="2000" w:type="dxa"/>
@@ -41479,12 +39679,6 @@
         <w:gridCol w:w="2360"/>
       </w:tblGrid>
       <w:tr>
-        <w:tblPrEx>
-          <w:tblCellMar>
-            <w:top w:w="0" w:type="dxa"/>
-            <w:bottom w:w="0" w:type="dxa"/>
-          </w:tblCellMar>
-        </w:tblPrEx>
         <w:tc>
           <w:tcPr>
             <w:tcW w:w="1400" w:type="dxa"/>
@@ -41639,12 +39833,6 @@
         </w:tc>
       </w:tr>
       <w:tr>
-        <w:tblPrEx>
-          <w:tblCellMar>
-            <w:top w:w="0" w:type="dxa"/>
-            <w:bottom w:w="0" w:type="dxa"/>
-          </w:tblCellMar>
-        </w:tblPrEx>
         <w:tc>
           <w:tcPr>
             <w:tcW w:w="1400" w:type="dxa"/>
@@ -41783,12 +39971,6 @@
         </w:tc>
       </w:tr>
       <w:tr>
-        <w:tblPrEx>
-          <w:tblCellMar>
-            <w:top w:w="0" w:type="dxa"/>
-            <w:bottom w:w="0" w:type="dxa"/>
-          </w:tblCellMar>
-        </w:tblPrEx>
         <w:tc>
           <w:tcPr>
             <w:tcW w:w="1400" w:type="dxa"/>
@@ -41927,12 +40109,6 @@
         </w:tc>
       </w:tr>
       <w:tr>
-        <w:tblPrEx>
-          <w:tblCellMar>
-            <w:top w:w="0" w:type="dxa"/>
-            <w:bottom w:w="0" w:type="dxa"/>
-          </w:tblCellMar>
-        </w:tblPrEx>
         <w:tc>
           <w:tcPr>
             <w:tcW w:w="1400" w:type="dxa"/>
@@ -42071,12 +40247,6 @@
         </w:tc>
       </w:tr>
       <w:tr>
-        <w:tblPrEx>
-          <w:tblCellMar>
-            <w:top w:w="0" w:type="dxa"/>
-            <w:bottom w:w="0" w:type="dxa"/>
-          </w:tblCellMar>
-        </w:tblPrEx>
         <w:tc>
           <w:tcPr>
             <w:tcW w:w="1400" w:type="dxa"/>
@@ -42215,12 +40385,6 @@
         </w:tc>
       </w:tr>
       <w:tr>
-        <w:tblPrEx>
-          <w:tblCellMar>
-            <w:top w:w="0" w:type="dxa"/>
-            <w:bottom w:w="0" w:type="dxa"/>
-          </w:tblCellMar>
-        </w:tblPrEx>
         <w:tc>
           <w:tcPr>
             <w:tcW w:w="1400" w:type="dxa"/>
@@ -42359,12 +40523,6 @@
         </w:tc>
       </w:tr>
       <w:tr>
-        <w:tblPrEx>
-          <w:tblCellMar>
-            <w:top w:w="0" w:type="dxa"/>
-            <w:bottom w:w="0" w:type="dxa"/>
-          </w:tblCellMar>
-        </w:tblPrEx>
         <w:tc>
           <w:tcPr>
             <w:tcW w:w="1400" w:type="dxa"/>
@@ -42503,12 +40661,6 @@
         </w:tc>
       </w:tr>
       <w:tr>
-        <w:tblPrEx>
-          <w:tblCellMar>
-            <w:top w:w="0" w:type="dxa"/>
-            <w:bottom w:w="0" w:type="dxa"/>
-          </w:tblCellMar>
-        </w:tblPrEx>
         <w:tc>
           <w:tcPr>
             <w:tcW w:w="1400" w:type="dxa"/>
@@ -42647,12 +40799,6 @@
         </w:tc>
       </w:tr>
       <w:tr>
-        <w:tblPrEx>
-          <w:tblCellMar>
-            <w:top w:w="0" w:type="dxa"/>
-            <w:bottom w:w="0" w:type="dxa"/>
-          </w:tblCellMar>
-        </w:tblPrEx>
         <w:tc>
           <w:tcPr>
             <w:tcW w:w="1400" w:type="dxa"/>
@@ -42791,12 +40937,6 @@
         </w:tc>
       </w:tr>
       <w:tr>
-        <w:tblPrEx>
-          <w:tblCellMar>
-            <w:top w:w="0" w:type="dxa"/>
-            <w:bottom w:w="0" w:type="dxa"/>
-          </w:tblCellMar>
-        </w:tblPrEx>
         <w:tc>
           <w:tcPr>
             <w:tcW w:w="1400" w:type="dxa"/>
@@ -42935,12 +41075,6 @@
         </w:tc>
       </w:tr>
       <w:tr>
-        <w:tblPrEx>
-          <w:tblCellMar>
-            <w:top w:w="0" w:type="dxa"/>
-            <w:bottom w:w="0" w:type="dxa"/>
-          </w:tblCellMar>
-        </w:tblPrEx>
         <w:tc>
           <w:tcPr>
             <w:tcW w:w="1400" w:type="dxa"/>
@@ -43130,12 +41264,6 @@
         <w:gridCol w:w="2037"/>
       </w:tblGrid>
       <w:tr>
-        <w:tblPrEx>
-          <w:tblCellMar>
-            <w:top w:w="0" w:type="dxa"/>
-            <w:bottom w:w="0" w:type="dxa"/>
-          </w:tblCellMar>
-        </w:tblPrEx>
         <w:tc>
           <w:tcPr>
             <w:tcW w:w="500" w:type="dxa"/>
@@ -43290,12 +41418,6 @@
         </w:tc>
       </w:tr>
       <w:tr>
-        <w:tblPrEx>
-          <w:tblCellMar>
-            <w:top w:w="0" w:type="dxa"/>
-            <w:bottom w:w="0" w:type="dxa"/>
-          </w:tblCellMar>
-        </w:tblPrEx>
         <w:tc>
           <w:tcPr>
             <w:tcW w:w="500" w:type="dxa"/>
@@ -43438,12 +41560,6 @@
         </w:tc>
       </w:tr>
       <w:tr>
-        <w:tblPrEx>
-          <w:tblCellMar>
-            <w:top w:w="0" w:type="dxa"/>
-            <w:bottom w:w="0" w:type="dxa"/>
-          </w:tblCellMar>
-        </w:tblPrEx>
         <w:tc>
           <w:tcPr>
             <w:tcW w:w="500" w:type="dxa"/>
@@ -43586,12 +41702,6 @@
         </w:tc>
       </w:tr>
       <w:tr>
-        <w:tblPrEx>
-          <w:tblCellMar>
-            <w:top w:w="0" w:type="dxa"/>
-            <w:bottom w:w="0" w:type="dxa"/>
-          </w:tblCellMar>
-        </w:tblPrEx>
         <w:tc>
           <w:tcPr>
             <w:tcW w:w="500" w:type="dxa"/>
@@ -43734,12 +41844,6 @@
         </w:tc>
       </w:tr>
       <w:tr>
-        <w:tblPrEx>
-          <w:tblCellMar>
-            <w:top w:w="0" w:type="dxa"/>
-            <w:bottom w:w="0" w:type="dxa"/>
-          </w:tblCellMar>
-        </w:tblPrEx>
         <w:tc>
           <w:tcPr>
             <w:tcW w:w="500" w:type="dxa"/>
@@ -43882,12 +41986,6 @@
         </w:tc>
       </w:tr>
       <w:tr>
-        <w:tblPrEx>
-          <w:tblCellMar>
-            <w:top w:w="0" w:type="dxa"/>
-            <w:bottom w:w="0" w:type="dxa"/>
-          </w:tblCellMar>
-        </w:tblPrEx>
         <w:tc>
           <w:tcPr>
             <w:tcW w:w="500" w:type="dxa"/>
@@ -44030,12 +42128,6 @@
         </w:tc>
       </w:tr>
       <w:tr>
-        <w:tblPrEx>
-          <w:tblCellMar>
-            <w:top w:w="0" w:type="dxa"/>
-            <w:bottom w:w="0" w:type="dxa"/>
-          </w:tblCellMar>
-        </w:tblPrEx>
         <w:tc>
           <w:tcPr>
             <w:tcW w:w="500" w:type="dxa"/>
@@ -44178,12 +42270,6 @@
         </w:tc>
       </w:tr>
       <w:tr>
-        <w:tblPrEx>
-          <w:tblCellMar>
-            <w:top w:w="0" w:type="dxa"/>
-            <w:bottom w:w="0" w:type="dxa"/>
-          </w:tblCellMar>
-        </w:tblPrEx>
         <w:tc>
           <w:tcPr>
             <w:tcW w:w="500" w:type="dxa"/>
@@ -44326,12 +42412,6 @@
         </w:tc>
       </w:tr>
       <w:tr>
-        <w:tblPrEx>
-          <w:tblCellMar>
-            <w:top w:w="0" w:type="dxa"/>
-            <w:bottom w:w="0" w:type="dxa"/>
-          </w:tblCellMar>
-        </w:tblPrEx>
         <w:tc>
           <w:tcPr>
             <w:tcW w:w="500" w:type="dxa"/>
@@ -44474,12 +42554,6 @@
         </w:tc>
       </w:tr>
       <w:tr>
-        <w:tblPrEx>
-          <w:tblCellMar>
-            <w:top w:w="0" w:type="dxa"/>
-            <w:bottom w:w="0" w:type="dxa"/>
-          </w:tblCellMar>
-        </w:tblPrEx>
         <w:tc>
           <w:tcPr>
             <w:tcW w:w="500" w:type="dxa"/>
@@ -44622,12 +42696,6 @@
         </w:tc>
       </w:tr>
       <w:tr>
-        <w:tblPrEx>
-          <w:tblCellMar>
-            <w:top w:w="0" w:type="dxa"/>
-            <w:bottom w:w="0" w:type="dxa"/>
-          </w:tblCellMar>
-        </w:tblPrEx>
         <w:tc>
           <w:tcPr>
             <w:tcW w:w="500" w:type="dxa"/>
